--- a/Чернов_Проект.docx
+++ b/Чернов_Проект.docx
@@ -268,132 +268,82 @@
           <w:b/>
           <w:bCs/>
         </w:rPr>
-        <w:t>Выполнил</w:t>
-      </w:r>
-      <w:r>
+        <w:t>Выполнил:</w:t>
+      </w:r>
+    </w:p>
+    <w:p>
+      <w:pPr>
+        <w:spacing w:line="360" w:lineRule="auto"/>
+        <w:rPr>
+          <w:rFonts w:ascii="Times New Roman" w:hAnsi="Times New Roman" w:cs="Times New Roman"/>
+        </w:rPr>
+      </w:pPr>
+      <w:r>
+        <w:rPr>
+          <w:rFonts w:ascii="Times New Roman" w:hAnsi="Times New Roman" w:cs="Times New Roman"/>
+          <w:lang w:val="en-US"/>
+        </w:rPr>
+        <w:t>C</w:t>
+      </w:r>
+      <w:r>
+        <w:rPr>
+          <w:rFonts w:ascii="Times New Roman" w:hAnsi="Times New Roman" w:cs="Times New Roman"/>
+        </w:rPr>
+        <w:t>тудент группы 5130902/30</w:t>
+      </w:r>
+      <w:r>
+        <w:rPr>
+          <w:rFonts w:ascii="Times New Roman" w:hAnsi="Times New Roman" w:cs="Times New Roman"/>
+        </w:rPr>
+        <w:t>2</w:t>
+      </w:r>
+      <w:r>
+        <w:rPr>
+          <w:rFonts w:ascii="Times New Roman" w:hAnsi="Times New Roman" w:cs="Times New Roman"/>
+        </w:rPr>
+        <w:t>0</w:t>
+      </w:r>
+      <w:r>
+        <w:rPr>
+          <w:rFonts w:ascii="Times New Roman" w:hAnsi="Times New Roman" w:cs="Times New Roman"/>
+        </w:rPr>
+        <w:t>2</w:t>
+      </w:r>
+      <w:r>
+        <w:rPr>
+          <w:rFonts w:ascii="Times New Roman" w:hAnsi="Times New Roman" w:cs="Times New Roman"/>
+        </w:rPr>
+        <w:t xml:space="preserve">                                                         </w:t>
+      </w:r>
+      <w:r>
+        <w:rPr>
+          <w:rFonts w:ascii="Times New Roman" w:hAnsi="Times New Roman" w:cs="Times New Roman"/>
+        </w:rPr>
+        <w:tab/>
+      </w:r>
+      <w:r>
+        <w:rPr>
+          <w:rFonts w:ascii="Times New Roman" w:hAnsi="Times New Roman" w:cs="Times New Roman"/>
+        </w:rPr>
+        <w:tab/>
+        <w:t xml:space="preserve">   Р.Д.Чернов </w:t>
+      </w:r>
+    </w:p>
+    <w:p>
+      <w:pPr>
+        <w:spacing w:line="360" w:lineRule="auto"/>
         <w:rPr>
           <w:rFonts w:ascii="Times New Roman" w:hAnsi="Times New Roman" w:cs="Times New Roman"/>
           <w:b/>
           <w:bCs/>
         </w:rPr>
-        <w:t>:</w:t>
-      </w:r>
-    </w:p>
-    <w:p>
-      <w:pPr>
-        <w:spacing w:line="360" w:lineRule="auto"/>
-        <w:rPr>
-          <w:rFonts w:ascii="Times New Roman" w:hAnsi="Times New Roman" w:cs="Times New Roman"/>
-        </w:rPr>
-      </w:pPr>
-      <w:r>
-        <w:rPr>
-          <w:rFonts w:ascii="Times New Roman" w:hAnsi="Times New Roman" w:cs="Times New Roman"/>
-          <w:lang w:val="en-US"/>
-        </w:rPr>
-        <w:t>C</w:t>
-      </w:r>
-      <w:r>
-        <w:rPr>
-          <w:rFonts w:ascii="Times New Roman" w:hAnsi="Times New Roman" w:cs="Times New Roman"/>
-        </w:rPr>
-        <w:t>тудент гр</w:t>
-      </w:r>
-      <w:r>
-        <w:rPr>
-          <w:rFonts w:ascii="Times New Roman" w:hAnsi="Times New Roman" w:cs="Times New Roman"/>
-        </w:rPr>
-        <w:t>уппы 5130902/30</w:t>
-      </w:r>
-      <w:r>
-        <w:rPr>
-          <w:rFonts w:ascii="Times New Roman" w:hAnsi="Times New Roman" w:cs="Times New Roman"/>
-        </w:rPr>
-        <w:t>2</w:t>
-      </w:r>
-      <w:r>
-        <w:rPr>
-          <w:rFonts w:ascii="Times New Roman" w:hAnsi="Times New Roman" w:cs="Times New Roman"/>
-        </w:rPr>
-        <w:t>0</w:t>
-      </w:r>
-      <w:r>
-        <w:rPr>
-          <w:rFonts w:ascii="Times New Roman" w:hAnsi="Times New Roman" w:cs="Times New Roman"/>
-        </w:rPr>
-        <w:t>2</w:t>
-      </w:r>
-      <w:r>
-        <w:rPr>
-          <w:rFonts w:ascii="Times New Roman" w:hAnsi="Times New Roman" w:cs="Times New Roman"/>
-        </w:rPr>
-        <w:t xml:space="preserve">                                                         </w:t>
-      </w:r>
-      <w:r>
-        <w:rPr>
-          <w:rFonts w:ascii="Times New Roman" w:hAnsi="Times New Roman" w:cs="Times New Roman"/>
-        </w:rPr>
-        <w:tab/>
-      </w:r>
-      <w:r>
-        <w:rPr>
-          <w:rFonts w:ascii="Times New Roman" w:hAnsi="Times New Roman" w:cs="Times New Roman"/>
-        </w:rPr>
-        <w:tab/>
-        <w:t xml:space="preserve">   </w:t>
-      </w:r>
-      <w:r>
-        <w:rPr>
-          <w:rFonts w:ascii="Times New Roman" w:hAnsi="Times New Roman" w:cs="Times New Roman"/>
-        </w:rPr>
-        <w:t>Р</w:t>
-      </w:r>
-      <w:r>
-        <w:rPr>
-          <w:rFonts w:ascii="Times New Roman" w:hAnsi="Times New Roman" w:cs="Times New Roman"/>
-        </w:rPr>
-        <w:t>.</w:t>
-      </w:r>
-      <w:r>
-        <w:rPr>
-          <w:rFonts w:ascii="Times New Roman" w:hAnsi="Times New Roman" w:cs="Times New Roman"/>
-        </w:rPr>
-        <w:t>Д</w:t>
-      </w:r>
-      <w:r>
-        <w:rPr>
-          <w:rFonts w:ascii="Times New Roman" w:hAnsi="Times New Roman" w:cs="Times New Roman"/>
-        </w:rPr>
-        <w:t>.</w:t>
-      </w:r>
-      <w:r>
-        <w:rPr>
-          <w:rFonts w:ascii="Times New Roman" w:hAnsi="Times New Roman" w:cs="Times New Roman"/>
-        </w:rPr>
-        <w:t>Чернов</w:t>
-      </w:r>
-      <w:r>
-        <w:rPr>
-          <w:rFonts w:ascii="Times New Roman" w:hAnsi="Times New Roman" w:cs="Times New Roman"/>
-        </w:rPr>
-        <w:t xml:space="preserve"> </w:t>
-      </w:r>
-    </w:p>
-    <w:p>
-      <w:pPr>
-        <w:spacing w:line="360" w:lineRule="auto"/>
+      </w:pPr>
+      <w:r>
         <w:rPr>
           <w:rFonts w:ascii="Times New Roman" w:hAnsi="Times New Roman" w:cs="Times New Roman"/>
           <w:b/>
           <w:bCs/>
         </w:rPr>
-      </w:pPr>
-      <w:r>
-        <w:rPr>
-          <w:rFonts w:ascii="Times New Roman" w:hAnsi="Times New Roman" w:cs="Times New Roman"/>
-          <w:b/>
-          <w:bCs/>
-        </w:rPr>
         <w:t>Проверил:</w:t>
       </w:r>
     </w:p>
@@ -475,13 +425,7 @@
         <w:rPr>
           <w:rFonts w:ascii="Times New Roman" w:hAnsi="Times New Roman" w:cs="Times New Roman"/>
         </w:rPr>
-        <w:t>.</w:t>
-      </w:r>
-      <w:r>
-        <w:rPr>
-          <w:rFonts w:ascii="Times New Roman" w:hAnsi="Times New Roman" w:cs="Times New Roman"/>
-        </w:rPr>
-        <w:t xml:space="preserve"> </w:t>
+        <w:t xml:space="preserve">. </w:t>
       </w:r>
       <w:r>
         <w:rPr>
@@ -493,13 +437,7 @@
         <w:rPr>
           <w:rFonts w:ascii="Times New Roman" w:hAnsi="Times New Roman" w:cs="Times New Roman"/>
         </w:rPr>
-        <w:t>.</w:t>
-      </w:r>
-      <w:r>
-        <w:rPr>
-          <w:rFonts w:ascii="Times New Roman" w:hAnsi="Times New Roman" w:cs="Times New Roman"/>
-        </w:rPr>
-        <w:t xml:space="preserve"> </w:t>
+        <w:t xml:space="preserve">. </w:t>
       </w:r>
       <w:r>
         <w:rPr>
@@ -603,13 +541,7 @@
         <w:rPr>
           <w:rFonts w:ascii="Times New Roman" w:hAnsi="Times New Roman" w:cs="Times New Roman"/>
         </w:rPr>
-        <w:t xml:space="preserve"> г</w:t>
-      </w:r>
-      <w:r>
-        <w:rPr>
-          <w:rFonts w:ascii="Times New Roman" w:hAnsi="Times New Roman" w:cs="Times New Roman"/>
-        </w:rPr>
-        <w:t>.</w:t>
+        <w:t xml:space="preserve"> г.</w:t>
       </w:r>
       <w:r>
         <w:rPr>
@@ -620,6 +552,9 @@
     </w:p>
     <w:sdt>
       <w:sdtPr>
+        <w:rPr>
+          <w:rFonts w:ascii="Times New Roman" w:hAnsi="Times New Roman" w:cs="Times New Roman"/>
+        </w:rPr>
         <w:id w:val="2080638807"/>
         <w:docPartObj>
           <w:docPartGallery w:val="Table of Contents"/>
@@ -665,7 +600,7 @@
               <w:tab w:val="right" w:leader="dot" w:pos="9345"/>
             </w:tabs>
             <w:rPr>
-              <w:rFonts w:eastAsiaTheme="minorEastAsia"/>
+              <w:rFonts w:ascii="Times New Roman" w:eastAsiaTheme="minorEastAsia" w:hAnsi="Times New Roman" w:cs="Times New Roman"/>
               <w:b w:val="0"/>
               <w:bCs w:val="0"/>
               <w:i w:val="0"/>
@@ -716,6 +651,7 @@
             </w:r>
             <w:r>
               <w:rPr>
+                <w:rFonts w:ascii="Times New Roman" w:hAnsi="Times New Roman" w:cs="Times New Roman"/>
                 <w:noProof/>
                 <w:webHidden/>
               </w:rPr>
@@ -723,6 +659,7 @@
             </w:r>
             <w:r>
               <w:rPr>
+                <w:rFonts w:ascii="Times New Roman" w:hAnsi="Times New Roman" w:cs="Times New Roman"/>
                 <w:noProof/>
                 <w:webHidden/>
               </w:rPr>
@@ -730,6 +667,7 @@
             </w:r>
             <w:r>
               <w:rPr>
+                <w:rFonts w:ascii="Times New Roman" w:hAnsi="Times New Roman" w:cs="Times New Roman"/>
                 <w:noProof/>
                 <w:webHidden/>
               </w:rPr>
@@ -737,12 +675,14 @@
             </w:r>
             <w:r>
               <w:rPr>
+                <w:rFonts w:ascii="Times New Roman" w:hAnsi="Times New Roman" w:cs="Times New Roman"/>
                 <w:noProof/>
                 <w:webHidden/>
               </w:rPr>
             </w:r>
             <w:r>
               <w:rPr>
+                <w:rFonts w:ascii="Times New Roman" w:hAnsi="Times New Roman" w:cs="Times New Roman"/>
                 <w:noProof/>
                 <w:webHidden/>
               </w:rPr>
@@ -750,6 +690,7 @@
             </w:r>
             <w:r>
               <w:rPr>
+                <w:rFonts w:ascii="Times New Roman" w:hAnsi="Times New Roman" w:cs="Times New Roman"/>
                 <w:noProof/>
                 <w:webHidden/>
               </w:rPr>
@@ -757,6 +698,7 @@
             </w:r>
             <w:r>
               <w:rPr>
+                <w:rFonts w:ascii="Times New Roman" w:hAnsi="Times New Roman" w:cs="Times New Roman"/>
                 <w:noProof/>
                 <w:webHidden/>
               </w:rPr>
@@ -771,7 +713,7 @@
               <w:tab w:val="right" w:leader="dot" w:pos="9345"/>
             </w:tabs>
             <w:rPr>
-              <w:rFonts w:eastAsiaTheme="minorEastAsia"/>
+              <w:rFonts w:ascii="Times New Roman" w:eastAsiaTheme="minorEastAsia" w:hAnsi="Times New Roman" w:cs="Times New Roman"/>
               <w:b w:val="0"/>
               <w:bCs w:val="0"/>
               <w:noProof/>
@@ -791,6 +733,7 @@
             </w:r>
             <w:r>
               <w:rPr>
+                <w:rFonts w:ascii="Times New Roman" w:hAnsi="Times New Roman" w:cs="Times New Roman"/>
                 <w:noProof/>
                 <w:webHidden/>
               </w:rPr>
@@ -798,6 +741,7 @@
             </w:r>
             <w:r>
               <w:rPr>
+                <w:rFonts w:ascii="Times New Roman" w:hAnsi="Times New Roman" w:cs="Times New Roman"/>
                 <w:noProof/>
                 <w:webHidden/>
               </w:rPr>
@@ -805,6 +749,7 @@
             </w:r>
             <w:r>
               <w:rPr>
+                <w:rFonts w:ascii="Times New Roman" w:hAnsi="Times New Roman" w:cs="Times New Roman"/>
                 <w:noProof/>
                 <w:webHidden/>
               </w:rPr>
@@ -812,12 +757,14 @@
             </w:r>
             <w:r>
               <w:rPr>
+                <w:rFonts w:ascii="Times New Roman" w:hAnsi="Times New Roman" w:cs="Times New Roman"/>
                 <w:noProof/>
                 <w:webHidden/>
               </w:rPr>
             </w:r>
             <w:r>
               <w:rPr>
+                <w:rFonts w:ascii="Times New Roman" w:hAnsi="Times New Roman" w:cs="Times New Roman"/>
                 <w:noProof/>
                 <w:webHidden/>
               </w:rPr>
@@ -825,6 +772,7 @@
             </w:r>
             <w:r>
               <w:rPr>
+                <w:rFonts w:ascii="Times New Roman" w:hAnsi="Times New Roman" w:cs="Times New Roman"/>
                 <w:noProof/>
                 <w:webHidden/>
               </w:rPr>
@@ -832,6 +780,7 @@
             </w:r>
             <w:r>
               <w:rPr>
+                <w:rFonts w:ascii="Times New Roman" w:hAnsi="Times New Roman" w:cs="Times New Roman"/>
                 <w:noProof/>
                 <w:webHidden/>
               </w:rPr>
@@ -846,7 +795,7 @@
               <w:tab w:val="right" w:leader="dot" w:pos="9345"/>
             </w:tabs>
             <w:rPr>
-              <w:rFonts w:eastAsiaTheme="minorEastAsia"/>
+              <w:rFonts w:ascii="Times New Roman" w:eastAsiaTheme="minorEastAsia" w:hAnsi="Times New Roman" w:cs="Times New Roman"/>
               <w:b w:val="0"/>
               <w:bCs w:val="0"/>
               <w:noProof/>
@@ -866,6 +815,7 @@
             </w:r>
             <w:r>
               <w:rPr>
+                <w:rFonts w:ascii="Times New Roman" w:hAnsi="Times New Roman" w:cs="Times New Roman"/>
                 <w:noProof/>
                 <w:webHidden/>
               </w:rPr>
@@ -873,6 +823,7 @@
             </w:r>
             <w:r>
               <w:rPr>
+                <w:rFonts w:ascii="Times New Roman" w:hAnsi="Times New Roman" w:cs="Times New Roman"/>
                 <w:noProof/>
                 <w:webHidden/>
               </w:rPr>
@@ -880,6 +831,7 @@
             </w:r>
             <w:r>
               <w:rPr>
+                <w:rFonts w:ascii="Times New Roman" w:hAnsi="Times New Roman" w:cs="Times New Roman"/>
                 <w:noProof/>
                 <w:webHidden/>
               </w:rPr>
@@ -887,12 +839,14 @@
             </w:r>
             <w:r>
               <w:rPr>
+                <w:rFonts w:ascii="Times New Roman" w:hAnsi="Times New Roman" w:cs="Times New Roman"/>
                 <w:noProof/>
                 <w:webHidden/>
               </w:rPr>
             </w:r>
             <w:r>
               <w:rPr>
+                <w:rFonts w:ascii="Times New Roman" w:hAnsi="Times New Roman" w:cs="Times New Roman"/>
                 <w:noProof/>
                 <w:webHidden/>
               </w:rPr>
@@ -900,6 +854,7 @@
             </w:r>
             <w:r>
               <w:rPr>
+                <w:rFonts w:ascii="Times New Roman" w:hAnsi="Times New Roman" w:cs="Times New Roman"/>
                 <w:noProof/>
                 <w:webHidden/>
               </w:rPr>
@@ -907,6 +862,7 @@
             </w:r>
             <w:r>
               <w:rPr>
+                <w:rFonts w:ascii="Times New Roman" w:hAnsi="Times New Roman" w:cs="Times New Roman"/>
                 <w:noProof/>
                 <w:webHidden/>
               </w:rPr>
@@ -921,7 +877,7 @@
               <w:tab w:val="right" w:leader="dot" w:pos="9345"/>
             </w:tabs>
             <w:rPr>
-              <w:rFonts w:eastAsiaTheme="minorEastAsia"/>
+              <w:rFonts w:ascii="Times New Roman" w:eastAsiaTheme="minorEastAsia" w:hAnsi="Times New Roman" w:cs="Times New Roman"/>
               <w:b w:val="0"/>
               <w:bCs w:val="0"/>
               <w:noProof/>
@@ -941,6 +897,7 @@
             </w:r>
             <w:r>
               <w:rPr>
+                <w:rFonts w:ascii="Times New Roman" w:hAnsi="Times New Roman" w:cs="Times New Roman"/>
                 <w:noProof/>
                 <w:webHidden/>
               </w:rPr>
@@ -948,6 +905,7 @@
             </w:r>
             <w:r>
               <w:rPr>
+                <w:rFonts w:ascii="Times New Roman" w:hAnsi="Times New Roman" w:cs="Times New Roman"/>
                 <w:noProof/>
                 <w:webHidden/>
               </w:rPr>
@@ -955,6 +913,7 @@
             </w:r>
             <w:r>
               <w:rPr>
+                <w:rFonts w:ascii="Times New Roman" w:hAnsi="Times New Roman" w:cs="Times New Roman"/>
                 <w:noProof/>
                 <w:webHidden/>
               </w:rPr>
@@ -962,12 +921,14 @@
             </w:r>
             <w:r>
               <w:rPr>
+                <w:rFonts w:ascii="Times New Roman" w:hAnsi="Times New Roman" w:cs="Times New Roman"/>
                 <w:noProof/>
                 <w:webHidden/>
               </w:rPr>
             </w:r>
             <w:r>
               <w:rPr>
+                <w:rFonts w:ascii="Times New Roman" w:hAnsi="Times New Roman" w:cs="Times New Roman"/>
                 <w:noProof/>
                 <w:webHidden/>
               </w:rPr>
@@ -975,6 +936,7 @@
             </w:r>
             <w:r>
               <w:rPr>
+                <w:rFonts w:ascii="Times New Roman" w:hAnsi="Times New Roman" w:cs="Times New Roman"/>
                 <w:noProof/>
                 <w:webHidden/>
               </w:rPr>
@@ -982,6 +944,7 @@
             </w:r>
             <w:r>
               <w:rPr>
+                <w:rFonts w:ascii="Times New Roman" w:hAnsi="Times New Roman" w:cs="Times New Roman"/>
                 <w:noProof/>
                 <w:webHidden/>
               </w:rPr>
@@ -996,7 +959,7 @@
               <w:tab w:val="right" w:leader="dot" w:pos="9345"/>
             </w:tabs>
             <w:rPr>
-              <w:rFonts w:eastAsiaTheme="minorEastAsia"/>
+              <w:rFonts w:ascii="Times New Roman" w:eastAsiaTheme="minorEastAsia" w:hAnsi="Times New Roman" w:cs="Times New Roman"/>
               <w:b w:val="0"/>
               <w:bCs w:val="0"/>
               <w:noProof/>
@@ -1016,6 +979,7 @@
             </w:r>
             <w:r>
               <w:rPr>
+                <w:rFonts w:ascii="Times New Roman" w:hAnsi="Times New Roman" w:cs="Times New Roman"/>
                 <w:noProof/>
                 <w:webHidden/>
               </w:rPr>
@@ -1023,6 +987,7 @@
             </w:r>
             <w:r>
               <w:rPr>
+                <w:rFonts w:ascii="Times New Roman" w:hAnsi="Times New Roman" w:cs="Times New Roman"/>
                 <w:noProof/>
                 <w:webHidden/>
               </w:rPr>
@@ -1030,6 +995,7 @@
             </w:r>
             <w:r>
               <w:rPr>
+                <w:rFonts w:ascii="Times New Roman" w:hAnsi="Times New Roman" w:cs="Times New Roman"/>
                 <w:noProof/>
                 <w:webHidden/>
               </w:rPr>
@@ -1037,12 +1003,14 @@
             </w:r>
             <w:r>
               <w:rPr>
+                <w:rFonts w:ascii="Times New Roman" w:hAnsi="Times New Roman" w:cs="Times New Roman"/>
                 <w:noProof/>
                 <w:webHidden/>
               </w:rPr>
             </w:r>
             <w:r>
               <w:rPr>
+                <w:rFonts w:ascii="Times New Roman" w:hAnsi="Times New Roman" w:cs="Times New Roman"/>
                 <w:noProof/>
                 <w:webHidden/>
               </w:rPr>
@@ -1050,6 +1018,7 @@
             </w:r>
             <w:r>
               <w:rPr>
+                <w:rFonts w:ascii="Times New Roman" w:hAnsi="Times New Roman" w:cs="Times New Roman"/>
                 <w:noProof/>
                 <w:webHidden/>
               </w:rPr>
@@ -1057,6 +1026,7 @@
             </w:r>
             <w:r>
               <w:rPr>
+                <w:rFonts w:ascii="Times New Roman" w:hAnsi="Times New Roman" w:cs="Times New Roman"/>
                 <w:noProof/>
                 <w:webHidden/>
               </w:rPr>
@@ -1071,7 +1041,7 @@
               <w:tab w:val="right" w:leader="dot" w:pos="9345"/>
             </w:tabs>
             <w:rPr>
-              <w:rFonts w:eastAsiaTheme="minorEastAsia"/>
+              <w:rFonts w:ascii="Times New Roman" w:eastAsiaTheme="minorEastAsia" w:hAnsi="Times New Roman" w:cs="Times New Roman"/>
               <w:b w:val="0"/>
               <w:bCs w:val="0"/>
               <w:noProof/>
@@ -1091,6 +1061,7 @@
             </w:r>
             <w:r>
               <w:rPr>
+                <w:rFonts w:ascii="Times New Roman" w:hAnsi="Times New Roman" w:cs="Times New Roman"/>
                 <w:noProof/>
                 <w:webHidden/>
               </w:rPr>
@@ -1098,6 +1069,7 @@
             </w:r>
             <w:r>
               <w:rPr>
+                <w:rFonts w:ascii="Times New Roman" w:hAnsi="Times New Roman" w:cs="Times New Roman"/>
                 <w:noProof/>
                 <w:webHidden/>
               </w:rPr>
@@ -1105,6 +1077,7 @@
             </w:r>
             <w:r>
               <w:rPr>
+                <w:rFonts w:ascii="Times New Roman" w:hAnsi="Times New Roman" w:cs="Times New Roman"/>
                 <w:noProof/>
                 <w:webHidden/>
               </w:rPr>
@@ -1112,12 +1085,14 @@
             </w:r>
             <w:r>
               <w:rPr>
+                <w:rFonts w:ascii="Times New Roman" w:hAnsi="Times New Roman" w:cs="Times New Roman"/>
                 <w:noProof/>
                 <w:webHidden/>
               </w:rPr>
             </w:r>
             <w:r>
               <w:rPr>
+                <w:rFonts w:ascii="Times New Roman" w:hAnsi="Times New Roman" w:cs="Times New Roman"/>
                 <w:noProof/>
                 <w:webHidden/>
               </w:rPr>
@@ -1125,6 +1100,7 @@
             </w:r>
             <w:r>
               <w:rPr>
+                <w:rFonts w:ascii="Times New Roman" w:hAnsi="Times New Roman" w:cs="Times New Roman"/>
                 <w:noProof/>
                 <w:webHidden/>
               </w:rPr>
@@ -1132,6 +1108,7 @@
             </w:r>
             <w:r>
               <w:rPr>
+                <w:rFonts w:ascii="Times New Roman" w:hAnsi="Times New Roman" w:cs="Times New Roman"/>
                 <w:noProof/>
                 <w:webHidden/>
               </w:rPr>
@@ -1146,7 +1123,7 @@
               <w:tab w:val="right" w:leader="dot" w:pos="9345"/>
             </w:tabs>
             <w:rPr>
-              <w:rFonts w:eastAsiaTheme="minorEastAsia"/>
+              <w:rFonts w:ascii="Times New Roman" w:eastAsiaTheme="minorEastAsia" w:hAnsi="Times New Roman" w:cs="Times New Roman"/>
               <w:b w:val="0"/>
               <w:bCs w:val="0"/>
               <w:noProof/>
@@ -1166,6 +1143,7 @@
             </w:r>
             <w:r>
               <w:rPr>
+                <w:rFonts w:ascii="Times New Roman" w:hAnsi="Times New Roman" w:cs="Times New Roman"/>
                 <w:noProof/>
                 <w:webHidden/>
               </w:rPr>
@@ -1173,6 +1151,7 @@
             </w:r>
             <w:r>
               <w:rPr>
+                <w:rFonts w:ascii="Times New Roman" w:hAnsi="Times New Roman" w:cs="Times New Roman"/>
                 <w:noProof/>
                 <w:webHidden/>
               </w:rPr>
@@ -1180,6 +1159,7 @@
             </w:r>
             <w:r>
               <w:rPr>
+                <w:rFonts w:ascii="Times New Roman" w:hAnsi="Times New Roman" w:cs="Times New Roman"/>
                 <w:noProof/>
                 <w:webHidden/>
               </w:rPr>
@@ -1187,12 +1167,14 @@
             </w:r>
             <w:r>
               <w:rPr>
+                <w:rFonts w:ascii="Times New Roman" w:hAnsi="Times New Roman" w:cs="Times New Roman"/>
                 <w:noProof/>
                 <w:webHidden/>
               </w:rPr>
             </w:r>
             <w:r>
               <w:rPr>
+                <w:rFonts w:ascii="Times New Roman" w:hAnsi="Times New Roman" w:cs="Times New Roman"/>
                 <w:noProof/>
                 <w:webHidden/>
               </w:rPr>
@@ -1200,6 +1182,7 @@
             </w:r>
             <w:r>
               <w:rPr>
+                <w:rFonts w:ascii="Times New Roman" w:hAnsi="Times New Roman" w:cs="Times New Roman"/>
                 <w:noProof/>
                 <w:webHidden/>
               </w:rPr>
@@ -1207,6 +1190,7 @@
             </w:r>
             <w:r>
               <w:rPr>
+                <w:rFonts w:ascii="Times New Roman" w:hAnsi="Times New Roman" w:cs="Times New Roman"/>
                 <w:noProof/>
                 <w:webHidden/>
               </w:rPr>
@@ -1221,7 +1205,7 @@
               <w:tab w:val="right" w:leader="dot" w:pos="9345"/>
             </w:tabs>
             <w:rPr>
-              <w:rFonts w:eastAsiaTheme="minorEastAsia"/>
+              <w:rFonts w:ascii="Times New Roman" w:eastAsiaTheme="minorEastAsia" w:hAnsi="Times New Roman" w:cs="Times New Roman"/>
               <w:b w:val="0"/>
               <w:bCs w:val="0"/>
               <w:i w:val="0"/>
@@ -1241,6 +1225,7 @@
             </w:r>
             <w:r>
               <w:rPr>
+                <w:rFonts w:ascii="Times New Roman" w:hAnsi="Times New Roman" w:cs="Times New Roman"/>
                 <w:noProof/>
                 <w:webHidden/>
               </w:rPr>
@@ -1248,6 +1233,7 @@
             </w:r>
             <w:r>
               <w:rPr>
+                <w:rFonts w:ascii="Times New Roman" w:hAnsi="Times New Roman" w:cs="Times New Roman"/>
                 <w:noProof/>
                 <w:webHidden/>
               </w:rPr>
@@ -1255,6 +1241,7 @@
             </w:r>
             <w:r>
               <w:rPr>
+                <w:rFonts w:ascii="Times New Roman" w:hAnsi="Times New Roman" w:cs="Times New Roman"/>
                 <w:noProof/>
                 <w:webHidden/>
               </w:rPr>
@@ -1262,12 +1249,14 @@
             </w:r>
             <w:r>
               <w:rPr>
+                <w:rFonts w:ascii="Times New Roman" w:hAnsi="Times New Roman" w:cs="Times New Roman"/>
                 <w:noProof/>
                 <w:webHidden/>
               </w:rPr>
             </w:r>
             <w:r>
               <w:rPr>
+                <w:rFonts w:ascii="Times New Roman" w:hAnsi="Times New Roman" w:cs="Times New Roman"/>
                 <w:noProof/>
                 <w:webHidden/>
               </w:rPr>
@@ -1275,6 +1264,7 @@
             </w:r>
             <w:r>
               <w:rPr>
+                <w:rFonts w:ascii="Times New Roman" w:hAnsi="Times New Roman" w:cs="Times New Roman"/>
                 <w:noProof/>
                 <w:webHidden/>
               </w:rPr>
@@ -1282,6 +1272,7 @@
             </w:r>
             <w:r>
               <w:rPr>
+                <w:rFonts w:ascii="Times New Roman" w:hAnsi="Times New Roman" w:cs="Times New Roman"/>
                 <w:noProof/>
                 <w:webHidden/>
               </w:rPr>
@@ -1296,7 +1287,7 @@
               <w:tab w:val="right" w:leader="dot" w:pos="9345"/>
             </w:tabs>
             <w:rPr>
-              <w:rFonts w:eastAsiaTheme="minorEastAsia"/>
+              <w:rFonts w:ascii="Times New Roman" w:eastAsiaTheme="minorEastAsia" w:hAnsi="Times New Roman" w:cs="Times New Roman"/>
               <w:b w:val="0"/>
               <w:bCs w:val="0"/>
               <w:noProof/>
@@ -1316,6 +1307,7 @@
             </w:r>
             <w:r>
               <w:rPr>
+                <w:rFonts w:ascii="Times New Roman" w:hAnsi="Times New Roman" w:cs="Times New Roman"/>
                 <w:noProof/>
                 <w:webHidden/>
               </w:rPr>
@@ -1323,6 +1315,7 @@
             </w:r>
             <w:r>
               <w:rPr>
+                <w:rFonts w:ascii="Times New Roman" w:hAnsi="Times New Roman" w:cs="Times New Roman"/>
                 <w:noProof/>
                 <w:webHidden/>
               </w:rPr>
@@ -1330,6 +1323,7 @@
             </w:r>
             <w:r>
               <w:rPr>
+                <w:rFonts w:ascii="Times New Roman" w:hAnsi="Times New Roman" w:cs="Times New Roman"/>
                 <w:noProof/>
                 <w:webHidden/>
               </w:rPr>
@@ -1337,12 +1331,14 @@
             </w:r>
             <w:r>
               <w:rPr>
+                <w:rFonts w:ascii="Times New Roman" w:hAnsi="Times New Roman" w:cs="Times New Roman"/>
                 <w:noProof/>
                 <w:webHidden/>
               </w:rPr>
             </w:r>
             <w:r>
               <w:rPr>
+                <w:rFonts w:ascii="Times New Roman" w:hAnsi="Times New Roman" w:cs="Times New Roman"/>
                 <w:noProof/>
                 <w:webHidden/>
               </w:rPr>
@@ -1350,6 +1346,7 @@
             </w:r>
             <w:r>
               <w:rPr>
+                <w:rFonts w:ascii="Times New Roman" w:hAnsi="Times New Roman" w:cs="Times New Roman"/>
                 <w:noProof/>
                 <w:webHidden/>
               </w:rPr>
@@ -1357,6 +1354,7 @@
             </w:r>
             <w:r>
               <w:rPr>
+                <w:rFonts w:ascii="Times New Roman" w:hAnsi="Times New Roman" w:cs="Times New Roman"/>
                 <w:noProof/>
                 <w:webHidden/>
               </w:rPr>
@@ -1371,7 +1369,7 @@
               <w:tab w:val="right" w:leader="dot" w:pos="9345"/>
             </w:tabs>
             <w:rPr>
-              <w:rFonts w:eastAsiaTheme="minorEastAsia"/>
+              <w:rFonts w:ascii="Times New Roman" w:eastAsiaTheme="minorEastAsia" w:hAnsi="Times New Roman" w:cs="Times New Roman"/>
               <w:noProof/>
               <w:sz w:val="24"/>
               <w:szCs w:val="24"/>
@@ -1391,6 +1389,7 @@
             </w:r>
             <w:r>
               <w:rPr>
+                <w:rFonts w:ascii="Times New Roman" w:hAnsi="Times New Roman" w:cs="Times New Roman"/>
                 <w:noProof/>
                 <w:webHidden/>
               </w:rPr>
@@ -1398,6 +1397,7 @@
             </w:r>
             <w:r>
               <w:rPr>
+                <w:rFonts w:ascii="Times New Roman" w:hAnsi="Times New Roman" w:cs="Times New Roman"/>
                 <w:noProof/>
                 <w:webHidden/>
               </w:rPr>
@@ -1405,6 +1405,7 @@
             </w:r>
             <w:r>
               <w:rPr>
+                <w:rFonts w:ascii="Times New Roman" w:hAnsi="Times New Roman" w:cs="Times New Roman"/>
                 <w:noProof/>
                 <w:webHidden/>
               </w:rPr>
@@ -1412,12 +1413,14 @@
             </w:r>
             <w:r>
               <w:rPr>
+                <w:rFonts w:ascii="Times New Roman" w:hAnsi="Times New Roman" w:cs="Times New Roman"/>
                 <w:noProof/>
                 <w:webHidden/>
               </w:rPr>
             </w:r>
             <w:r>
               <w:rPr>
+                <w:rFonts w:ascii="Times New Roman" w:hAnsi="Times New Roman" w:cs="Times New Roman"/>
                 <w:noProof/>
                 <w:webHidden/>
               </w:rPr>
@@ -1425,6 +1428,7 @@
             </w:r>
             <w:r>
               <w:rPr>
+                <w:rFonts w:ascii="Times New Roman" w:hAnsi="Times New Roman" w:cs="Times New Roman"/>
                 <w:noProof/>
                 <w:webHidden/>
               </w:rPr>
@@ -1432,6 +1436,7 @@
             </w:r>
             <w:r>
               <w:rPr>
+                <w:rFonts w:ascii="Times New Roman" w:hAnsi="Times New Roman" w:cs="Times New Roman"/>
                 <w:noProof/>
                 <w:webHidden/>
               </w:rPr>
@@ -1446,7 +1451,7 @@
               <w:tab w:val="right" w:leader="dot" w:pos="9345"/>
             </w:tabs>
             <w:rPr>
-              <w:rFonts w:eastAsiaTheme="minorEastAsia"/>
+              <w:rFonts w:ascii="Times New Roman" w:eastAsiaTheme="minorEastAsia" w:hAnsi="Times New Roman" w:cs="Times New Roman"/>
               <w:noProof/>
               <w:sz w:val="24"/>
               <w:szCs w:val="24"/>
@@ -1466,6 +1471,7 @@
             </w:r>
             <w:r>
               <w:rPr>
+                <w:rFonts w:ascii="Times New Roman" w:hAnsi="Times New Roman" w:cs="Times New Roman"/>
                 <w:noProof/>
                 <w:webHidden/>
               </w:rPr>
@@ -1473,6 +1479,7 @@
             </w:r>
             <w:r>
               <w:rPr>
+                <w:rFonts w:ascii="Times New Roman" w:hAnsi="Times New Roman" w:cs="Times New Roman"/>
                 <w:noProof/>
                 <w:webHidden/>
               </w:rPr>
@@ -1480,6 +1487,7 @@
             </w:r>
             <w:r>
               <w:rPr>
+                <w:rFonts w:ascii="Times New Roman" w:hAnsi="Times New Roman" w:cs="Times New Roman"/>
                 <w:noProof/>
                 <w:webHidden/>
               </w:rPr>
@@ -1487,12 +1495,14 @@
             </w:r>
             <w:r>
               <w:rPr>
+                <w:rFonts w:ascii="Times New Roman" w:hAnsi="Times New Roman" w:cs="Times New Roman"/>
                 <w:noProof/>
                 <w:webHidden/>
               </w:rPr>
             </w:r>
             <w:r>
               <w:rPr>
+                <w:rFonts w:ascii="Times New Roman" w:hAnsi="Times New Roman" w:cs="Times New Roman"/>
                 <w:noProof/>
                 <w:webHidden/>
               </w:rPr>
@@ -1500,6 +1510,7 @@
             </w:r>
             <w:r>
               <w:rPr>
+                <w:rFonts w:ascii="Times New Roman" w:hAnsi="Times New Roman" w:cs="Times New Roman"/>
                 <w:noProof/>
                 <w:webHidden/>
               </w:rPr>
@@ -1507,6 +1518,7 @@
             </w:r>
             <w:r>
               <w:rPr>
+                <w:rFonts w:ascii="Times New Roman" w:hAnsi="Times New Roman" w:cs="Times New Roman"/>
                 <w:noProof/>
                 <w:webHidden/>
               </w:rPr>
@@ -1521,7 +1533,7 @@
               <w:tab w:val="right" w:leader="dot" w:pos="9345"/>
             </w:tabs>
             <w:rPr>
-              <w:rFonts w:eastAsiaTheme="minorEastAsia"/>
+              <w:rFonts w:ascii="Times New Roman" w:eastAsiaTheme="minorEastAsia" w:hAnsi="Times New Roman" w:cs="Times New Roman"/>
               <w:noProof/>
               <w:sz w:val="24"/>
               <w:szCs w:val="24"/>
@@ -1541,6 +1553,7 @@
             </w:r>
             <w:r>
               <w:rPr>
+                <w:rFonts w:ascii="Times New Roman" w:hAnsi="Times New Roman" w:cs="Times New Roman"/>
                 <w:noProof/>
                 <w:webHidden/>
               </w:rPr>
@@ -1548,6 +1561,7 @@
             </w:r>
             <w:r>
               <w:rPr>
+                <w:rFonts w:ascii="Times New Roman" w:hAnsi="Times New Roman" w:cs="Times New Roman"/>
                 <w:noProof/>
                 <w:webHidden/>
               </w:rPr>
@@ -1555,6 +1569,7 @@
             </w:r>
             <w:r>
               <w:rPr>
+                <w:rFonts w:ascii="Times New Roman" w:hAnsi="Times New Roman" w:cs="Times New Roman"/>
                 <w:noProof/>
                 <w:webHidden/>
               </w:rPr>
@@ -1562,12 +1577,14 @@
             </w:r>
             <w:r>
               <w:rPr>
+                <w:rFonts w:ascii="Times New Roman" w:hAnsi="Times New Roman" w:cs="Times New Roman"/>
                 <w:noProof/>
                 <w:webHidden/>
               </w:rPr>
             </w:r>
             <w:r>
               <w:rPr>
+                <w:rFonts w:ascii="Times New Roman" w:hAnsi="Times New Roman" w:cs="Times New Roman"/>
                 <w:noProof/>
                 <w:webHidden/>
               </w:rPr>
@@ -1575,6 +1592,7 @@
             </w:r>
             <w:r>
               <w:rPr>
+                <w:rFonts w:ascii="Times New Roman" w:hAnsi="Times New Roman" w:cs="Times New Roman"/>
                 <w:noProof/>
                 <w:webHidden/>
               </w:rPr>
@@ -1582,6 +1600,7 @@
             </w:r>
             <w:r>
               <w:rPr>
+                <w:rFonts w:ascii="Times New Roman" w:hAnsi="Times New Roman" w:cs="Times New Roman"/>
                 <w:noProof/>
                 <w:webHidden/>
               </w:rPr>
@@ -1596,7 +1615,7 @@
               <w:tab w:val="right" w:leader="dot" w:pos="9345"/>
             </w:tabs>
             <w:rPr>
-              <w:rFonts w:eastAsiaTheme="minorEastAsia"/>
+              <w:rFonts w:ascii="Times New Roman" w:eastAsiaTheme="minorEastAsia" w:hAnsi="Times New Roman" w:cs="Times New Roman"/>
               <w:b w:val="0"/>
               <w:bCs w:val="0"/>
               <w:i w:val="0"/>
@@ -1616,6 +1635,7 @@
             </w:r>
             <w:r>
               <w:rPr>
+                <w:rFonts w:ascii="Times New Roman" w:hAnsi="Times New Roman" w:cs="Times New Roman"/>
                 <w:noProof/>
                 <w:webHidden/>
               </w:rPr>
@@ -1623,6 +1643,7 @@
             </w:r>
             <w:r>
               <w:rPr>
+                <w:rFonts w:ascii="Times New Roman" w:hAnsi="Times New Roman" w:cs="Times New Roman"/>
                 <w:noProof/>
                 <w:webHidden/>
               </w:rPr>
@@ -1630,6 +1651,7 @@
             </w:r>
             <w:r>
               <w:rPr>
+                <w:rFonts w:ascii="Times New Roman" w:hAnsi="Times New Roman" w:cs="Times New Roman"/>
                 <w:noProof/>
                 <w:webHidden/>
               </w:rPr>
@@ -1637,12 +1659,14 @@
             </w:r>
             <w:r>
               <w:rPr>
+                <w:rFonts w:ascii="Times New Roman" w:hAnsi="Times New Roman" w:cs="Times New Roman"/>
                 <w:noProof/>
                 <w:webHidden/>
               </w:rPr>
             </w:r>
             <w:r>
               <w:rPr>
+                <w:rFonts w:ascii="Times New Roman" w:hAnsi="Times New Roman" w:cs="Times New Roman"/>
                 <w:noProof/>
                 <w:webHidden/>
               </w:rPr>
@@ -1650,6 +1674,7 @@
             </w:r>
             <w:r>
               <w:rPr>
+                <w:rFonts w:ascii="Times New Roman" w:hAnsi="Times New Roman" w:cs="Times New Roman"/>
                 <w:noProof/>
                 <w:webHidden/>
               </w:rPr>
@@ -1657,6 +1682,7 @@
             </w:r>
             <w:r>
               <w:rPr>
+                <w:rFonts w:ascii="Times New Roman" w:hAnsi="Times New Roman" w:cs="Times New Roman"/>
                 <w:noProof/>
                 <w:webHidden/>
               </w:rPr>
@@ -1671,7 +1697,7 @@
               <w:tab w:val="right" w:leader="dot" w:pos="9345"/>
             </w:tabs>
             <w:rPr>
-              <w:rFonts w:eastAsiaTheme="minorEastAsia"/>
+              <w:rFonts w:ascii="Times New Roman" w:eastAsiaTheme="minorEastAsia" w:hAnsi="Times New Roman" w:cs="Times New Roman"/>
               <w:b w:val="0"/>
               <w:bCs w:val="0"/>
               <w:noProof/>
@@ -1691,6 +1717,7 @@
             </w:r>
             <w:r>
               <w:rPr>
+                <w:rFonts w:ascii="Times New Roman" w:hAnsi="Times New Roman" w:cs="Times New Roman"/>
                 <w:noProof/>
                 <w:webHidden/>
               </w:rPr>
@@ -1698,6 +1725,7 @@
             </w:r>
             <w:r>
               <w:rPr>
+                <w:rFonts w:ascii="Times New Roman" w:hAnsi="Times New Roman" w:cs="Times New Roman"/>
                 <w:noProof/>
                 <w:webHidden/>
               </w:rPr>
@@ -1705,6 +1733,7 @@
             </w:r>
             <w:r>
               <w:rPr>
+                <w:rFonts w:ascii="Times New Roman" w:hAnsi="Times New Roman" w:cs="Times New Roman"/>
                 <w:noProof/>
                 <w:webHidden/>
               </w:rPr>
@@ -1712,12 +1741,14 @@
             </w:r>
             <w:r>
               <w:rPr>
+                <w:rFonts w:ascii="Times New Roman" w:hAnsi="Times New Roman" w:cs="Times New Roman"/>
                 <w:noProof/>
                 <w:webHidden/>
               </w:rPr>
             </w:r>
             <w:r>
               <w:rPr>
+                <w:rFonts w:ascii="Times New Roman" w:hAnsi="Times New Roman" w:cs="Times New Roman"/>
                 <w:noProof/>
                 <w:webHidden/>
               </w:rPr>
@@ -1725,6 +1756,7 @@
             </w:r>
             <w:r>
               <w:rPr>
+                <w:rFonts w:ascii="Times New Roman" w:hAnsi="Times New Roman" w:cs="Times New Roman"/>
                 <w:noProof/>
                 <w:webHidden/>
               </w:rPr>
@@ -1732,6 +1764,7 @@
             </w:r>
             <w:r>
               <w:rPr>
+                <w:rFonts w:ascii="Times New Roman" w:hAnsi="Times New Roman" w:cs="Times New Roman"/>
                 <w:noProof/>
                 <w:webHidden/>
               </w:rPr>
@@ -1746,7 +1779,7 @@
               <w:tab w:val="right" w:leader="dot" w:pos="9345"/>
             </w:tabs>
             <w:rPr>
-              <w:rFonts w:eastAsiaTheme="minorEastAsia"/>
+              <w:rFonts w:ascii="Times New Roman" w:eastAsiaTheme="minorEastAsia" w:hAnsi="Times New Roman" w:cs="Times New Roman"/>
               <w:b w:val="0"/>
               <w:bCs w:val="0"/>
               <w:noProof/>
@@ -1766,6 +1799,7 @@
             </w:r>
             <w:r>
               <w:rPr>
+                <w:rFonts w:ascii="Times New Roman" w:hAnsi="Times New Roman" w:cs="Times New Roman"/>
                 <w:noProof/>
                 <w:webHidden/>
               </w:rPr>
@@ -1773,6 +1807,7 @@
             </w:r>
             <w:r>
               <w:rPr>
+                <w:rFonts w:ascii="Times New Roman" w:hAnsi="Times New Roman" w:cs="Times New Roman"/>
                 <w:noProof/>
                 <w:webHidden/>
               </w:rPr>
@@ -1780,6 +1815,7 @@
             </w:r>
             <w:r>
               <w:rPr>
+                <w:rFonts w:ascii="Times New Roman" w:hAnsi="Times New Roman" w:cs="Times New Roman"/>
                 <w:noProof/>
                 <w:webHidden/>
               </w:rPr>
@@ -1787,12 +1823,14 @@
             </w:r>
             <w:r>
               <w:rPr>
+                <w:rFonts w:ascii="Times New Roman" w:hAnsi="Times New Roman" w:cs="Times New Roman"/>
                 <w:noProof/>
                 <w:webHidden/>
               </w:rPr>
             </w:r>
             <w:r>
               <w:rPr>
+                <w:rFonts w:ascii="Times New Roman" w:hAnsi="Times New Roman" w:cs="Times New Roman"/>
                 <w:noProof/>
                 <w:webHidden/>
               </w:rPr>
@@ -1800,6 +1838,7 @@
             </w:r>
             <w:r>
               <w:rPr>
+                <w:rFonts w:ascii="Times New Roman" w:hAnsi="Times New Roman" w:cs="Times New Roman"/>
                 <w:noProof/>
                 <w:webHidden/>
               </w:rPr>
@@ -1807,6 +1846,7 @@
             </w:r>
             <w:r>
               <w:rPr>
+                <w:rFonts w:ascii="Times New Roman" w:hAnsi="Times New Roman" w:cs="Times New Roman"/>
                 <w:noProof/>
                 <w:webHidden/>
               </w:rPr>
@@ -1821,7 +1861,7 @@
               <w:tab w:val="right" w:leader="dot" w:pos="9345"/>
             </w:tabs>
             <w:rPr>
-              <w:rFonts w:eastAsiaTheme="minorEastAsia"/>
+              <w:rFonts w:ascii="Times New Roman" w:eastAsiaTheme="minorEastAsia" w:hAnsi="Times New Roman" w:cs="Times New Roman"/>
               <w:b w:val="0"/>
               <w:bCs w:val="0"/>
               <w:i w:val="0"/>
@@ -1841,6 +1881,7 @@
             </w:r>
             <w:r>
               <w:rPr>
+                <w:rFonts w:ascii="Times New Roman" w:hAnsi="Times New Roman" w:cs="Times New Roman"/>
                 <w:noProof/>
                 <w:webHidden/>
               </w:rPr>
@@ -1848,6 +1889,7 @@
             </w:r>
             <w:r>
               <w:rPr>
+                <w:rFonts w:ascii="Times New Roman" w:hAnsi="Times New Roman" w:cs="Times New Roman"/>
                 <w:noProof/>
                 <w:webHidden/>
               </w:rPr>
@@ -1855,6 +1897,7 @@
             </w:r>
             <w:r>
               <w:rPr>
+                <w:rFonts w:ascii="Times New Roman" w:hAnsi="Times New Roman" w:cs="Times New Roman"/>
                 <w:noProof/>
                 <w:webHidden/>
               </w:rPr>
@@ -1862,12 +1905,14 @@
             </w:r>
             <w:r>
               <w:rPr>
+                <w:rFonts w:ascii="Times New Roman" w:hAnsi="Times New Roman" w:cs="Times New Roman"/>
                 <w:noProof/>
                 <w:webHidden/>
               </w:rPr>
             </w:r>
             <w:r>
               <w:rPr>
+                <w:rFonts w:ascii="Times New Roman" w:hAnsi="Times New Roman" w:cs="Times New Roman"/>
                 <w:noProof/>
                 <w:webHidden/>
               </w:rPr>
@@ -1875,6 +1920,7 @@
             </w:r>
             <w:r>
               <w:rPr>
+                <w:rFonts w:ascii="Times New Roman" w:hAnsi="Times New Roman" w:cs="Times New Roman"/>
                 <w:noProof/>
                 <w:webHidden/>
               </w:rPr>
@@ -1882,6 +1928,7 @@
             </w:r>
             <w:r>
               <w:rPr>
+                <w:rFonts w:ascii="Times New Roman" w:hAnsi="Times New Roman" w:cs="Times New Roman"/>
                 <w:noProof/>
                 <w:webHidden/>
               </w:rPr>
@@ -1896,7 +1943,7 @@
               <w:tab w:val="right" w:leader="dot" w:pos="9345"/>
             </w:tabs>
             <w:rPr>
-              <w:rFonts w:eastAsiaTheme="minorEastAsia"/>
+              <w:rFonts w:ascii="Times New Roman" w:eastAsiaTheme="minorEastAsia" w:hAnsi="Times New Roman" w:cs="Times New Roman"/>
               <w:b w:val="0"/>
               <w:bCs w:val="0"/>
               <w:noProof/>
@@ -1916,6 +1963,7 @@
             </w:r>
             <w:r>
               <w:rPr>
+                <w:rFonts w:ascii="Times New Roman" w:hAnsi="Times New Roman" w:cs="Times New Roman"/>
                 <w:noProof/>
                 <w:webHidden/>
               </w:rPr>
@@ -1923,6 +1971,7 @@
             </w:r>
             <w:r>
               <w:rPr>
+                <w:rFonts w:ascii="Times New Roman" w:hAnsi="Times New Roman" w:cs="Times New Roman"/>
                 <w:noProof/>
                 <w:webHidden/>
               </w:rPr>
@@ -1930,6 +1979,7 @@
             </w:r>
             <w:r>
               <w:rPr>
+                <w:rFonts w:ascii="Times New Roman" w:hAnsi="Times New Roman" w:cs="Times New Roman"/>
                 <w:noProof/>
                 <w:webHidden/>
               </w:rPr>
@@ -1937,12 +1987,14 @@
             </w:r>
             <w:r>
               <w:rPr>
+                <w:rFonts w:ascii="Times New Roman" w:hAnsi="Times New Roman" w:cs="Times New Roman"/>
                 <w:noProof/>
                 <w:webHidden/>
               </w:rPr>
             </w:r>
             <w:r>
               <w:rPr>
+                <w:rFonts w:ascii="Times New Roman" w:hAnsi="Times New Roman" w:cs="Times New Roman"/>
                 <w:noProof/>
                 <w:webHidden/>
               </w:rPr>
@@ -1950,6 +2002,7 @@
             </w:r>
             <w:r>
               <w:rPr>
+                <w:rFonts w:ascii="Times New Roman" w:hAnsi="Times New Roman" w:cs="Times New Roman"/>
                 <w:noProof/>
                 <w:webHidden/>
               </w:rPr>
@@ -1957,6 +2010,7 @@
             </w:r>
             <w:r>
               <w:rPr>
+                <w:rFonts w:ascii="Times New Roman" w:hAnsi="Times New Roman" w:cs="Times New Roman"/>
                 <w:noProof/>
                 <w:webHidden/>
               </w:rPr>
@@ -1971,7 +2025,7 @@
               <w:tab w:val="right" w:leader="dot" w:pos="9345"/>
             </w:tabs>
             <w:rPr>
-              <w:rFonts w:eastAsiaTheme="minorEastAsia"/>
+              <w:rFonts w:ascii="Times New Roman" w:eastAsiaTheme="minorEastAsia" w:hAnsi="Times New Roman" w:cs="Times New Roman"/>
               <w:b w:val="0"/>
               <w:bCs w:val="0"/>
               <w:noProof/>
@@ -1991,6 +2045,7 @@
             </w:r>
             <w:r>
               <w:rPr>
+                <w:rFonts w:ascii="Times New Roman" w:hAnsi="Times New Roman" w:cs="Times New Roman"/>
                 <w:noProof/>
                 <w:webHidden/>
               </w:rPr>
@@ -1998,6 +2053,7 @@
             </w:r>
             <w:r>
               <w:rPr>
+                <w:rFonts w:ascii="Times New Roman" w:hAnsi="Times New Roman" w:cs="Times New Roman"/>
                 <w:noProof/>
                 <w:webHidden/>
               </w:rPr>
@@ -2005,6 +2061,7 @@
             </w:r>
             <w:r>
               <w:rPr>
+                <w:rFonts w:ascii="Times New Roman" w:hAnsi="Times New Roman" w:cs="Times New Roman"/>
                 <w:noProof/>
                 <w:webHidden/>
               </w:rPr>
@@ -2012,12 +2069,14 @@
             </w:r>
             <w:r>
               <w:rPr>
+                <w:rFonts w:ascii="Times New Roman" w:hAnsi="Times New Roman" w:cs="Times New Roman"/>
                 <w:noProof/>
                 <w:webHidden/>
               </w:rPr>
             </w:r>
             <w:r>
               <w:rPr>
+                <w:rFonts w:ascii="Times New Roman" w:hAnsi="Times New Roman" w:cs="Times New Roman"/>
                 <w:noProof/>
                 <w:webHidden/>
               </w:rPr>
@@ -2025,6 +2084,7 @@
             </w:r>
             <w:r>
               <w:rPr>
+                <w:rFonts w:ascii="Times New Roman" w:hAnsi="Times New Roman" w:cs="Times New Roman"/>
                 <w:noProof/>
                 <w:webHidden/>
               </w:rPr>
@@ -2032,6 +2092,7 @@
             </w:r>
             <w:r>
               <w:rPr>
+                <w:rFonts w:ascii="Times New Roman" w:hAnsi="Times New Roman" w:cs="Times New Roman"/>
                 <w:noProof/>
                 <w:webHidden/>
               </w:rPr>
@@ -2046,7 +2107,7 @@
               <w:tab w:val="right" w:leader="dot" w:pos="9345"/>
             </w:tabs>
             <w:rPr>
-              <w:rFonts w:eastAsiaTheme="minorEastAsia"/>
+              <w:rFonts w:ascii="Times New Roman" w:eastAsiaTheme="minorEastAsia" w:hAnsi="Times New Roman" w:cs="Times New Roman"/>
               <w:b w:val="0"/>
               <w:bCs w:val="0"/>
               <w:noProof/>
@@ -2066,6 +2127,7 @@
             </w:r>
             <w:r>
               <w:rPr>
+                <w:rFonts w:ascii="Times New Roman" w:hAnsi="Times New Roman" w:cs="Times New Roman"/>
                 <w:noProof/>
                 <w:webHidden/>
               </w:rPr>
@@ -2073,6 +2135,7 @@
             </w:r>
             <w:r>
               <w:rPr>
+                <w:rFonts w:ascii="Times New Roman" w:hAnsi="Times New Roman" w:cs="Times New Roman"/>
                 <w:noProof/>
                 <w:webHidden/>
               </w:rPr>
@@ -2080,6 +2143,7 @@
             </w:r>
             <w:r>
               <w:rPr>
+                <w:rFonts w:ascii="Times New Roman" w:hAnsi="Times New Roman" w:cs="Times New Roman"/>
                 <w:noProof/>
                 <w:webHidden/>
               </w:rPr>
@@ -2087,12 +2151,14 @@
             </w:r>
             <w:r>
               <w:rPr>
+                <w:rFonts w:ascii="Times New Roman" w:hAnsi="Times New Roman" w:cs="Times New Roman"/>
                 <w:noProof/>
                 <w:webHidden/>
               </w:rPr>
             </w:r>
             <w:r>
               <w:rPr>
+                <w:rFonts w:ascii="Times New Roman" w:hAnsi="Times New Roman" w:cs="Times New Roman"/>
                 <w:noProof/>
                 <w:webHidden/>
               </w:rPr>
@@ -2100,6 +2166,7 @@
             </w:r>
             <w:r>
               <w:rPr>
+                <w:rFonts w:ascii="Times New Roman" w:hAnsi="Times New Roman" w:cs="Times New Roman"/>
                 <w:noProof/>
                 <w:webHidden/>
               </w:rPr>
@@ -2107,6 +2174,7 @@
             </w:r>
             <w:r>
               <w:rPr>
+                <w:rFonts w:ascii="Times New Roman" w:hAnsi="Times New Roman" w:cs="Times New Roman"/>
                 <w:noProof/>
                 <w:webHidden/>
               </w:rPr>
@@ -2121,7 +2189,7 @@
               <w:tab w:val="right" w:leader="dot" w:pos="9345"/>
             </w:tabs>
             <w:rPr>
-              <w:rFonts w:eastAsiaTheme="minorEastAsia"/>
+              <w:rFonts w:ascii="Times New Roman" w:eastAsiaTheme="minorEastAsia" w:hAnsi="Times New Roman" w:cs="Times New Roman"/>
               <w:b w:val="0"/>
               <w:bCs w:val="0"/>
               <w:noProof/>
@@ -2141,6 +2209,7 @@
             </w:r>
             <w:r>
               <w:rPr>
+                <w:rFonts w:ascii="Times New Roman" w:hAnsi="Times New Roman" w:cs="Times New Roman"/>
                 <w:noProof/>
                 <w:webHidden/>
               </w:rPr>
@@ -2148,6 +2217,7 @@
             </w:r>
             <w:r>
               <w:rPr>
+                <w:rFonts w:ascii="Times New Roman" w:hAnsi="Times New Roman" w:cs="Times New Roman"/>
                 <w:noProof/>
                 <w:webHidden/>
               </w:rPr>
@@ -2155,6 +2225,7 @@
             </w:r>
             <w:r>
               <w:rPr>
+                <w:rFonts w:ascii="Times New Roman" w:hAnsi="Times New Roman" w:cs="Times New Roman"/>
                 <w:noProof/>
                 <w:webHidden/>
               </w:rPr>
@@ -2162,12 +2233,14 @@
             </w:r>
             <w:r>
               <w:rPr>
+                <w:rFonts w:ascii="Times New Roman" w:hAnsi="Times New Roman" w:cs="Times New Roman"/>
                 <w:noProof/>
                 <w:webHidden/>
               </w:rPr>
             </w:r>
             <w:r>
               <w:rPr>
+                <w:rFonts w:ascii="Times New Roman" w:hAnsi="Times New Roman" w:cs="Times New Roman"/>
                 <w:noProof/>
                 <w:webHidden/>
               </w:rPr>
@@ -2175,6 +2248,7 @@
             </w:r>
             <w:r>
               <w:rPr>
+                <w:rFonts w:ascii="Times New Roman" w:hAnsi="Times New Roman" w:cs="Times New Roman"/>
                 <w:noProof/>
                 <w:webHidden/>
               </w:rPr>
@@ -2182,6 +2256,7 @@
             </w:r>
             <w:r>
               <w:rPr>
+                <w:rFonts w:ascii="Times New Roman" w:hAnsi="Times New Roman" w:cs="Times New Roman"/>
                 <w:noProof/>
                 <w:webHidden/>
               </w:rPr>
@@ -2196,7 +2271,7 @@
               <w:tab w:val="right" w:leader="dot" w:pos="9345"/>
             </w:tabs>
             <w:rPr>
-              <w:rFonts w:eastAsiaTheme="minorEastAsia"/>
+              <w:rFonts w:ascii="Times New Roman" w:eastAsiaTheme="minorEastAsia" w:hAnsi="Times New Roman" w:cs="Times New Roman"/>
               <w:b w:val="0"/>
               <w:bCs w:val="0"/>
               <w:i w:val="0"/>
@@ -2216,6 +2291,7 @@
             </w:r>
             <w:r>
               <w:rPr>
+                <w:rFonts w:ascii="Times New Roman" w:hAnsi="Times New Roman" w:cs="Times New Roman"/>
                 <w:noProof/>
                 <w:webHidden/>
               </w:rPr>
@@ -2223,6 +2299,7 @@
             </w:r>
             <w:r>
               <w:rPr>
+                <w:rFonts w:ascii="Times New Roman" w:hAnsi="Times New Roman" w:cs="Times New Roman"/>
                 <w:noProof/>
                 <w:webHidden/>
               </w:rPr>
@@ -2230,6 +2307,7 @@
             </w:r>
             <w:r>
               <w:rPr>
+                <w:rFonts w:ascii="Times New Roman" w:hAnsi="Times New Roman" w:cs="Times New Roman"/>
                 <w:noProof/>
                 <w:webHidden/>
               </w:rPr>
@@ -2237,12 +2315,14 @@
             </w:r>
             <w:r>
               <w:rPr>
+                <w:rFonts w:ascii="Times New Roman" w:hAnsi="Times New Roman" w:cs="Times New Roman"/>
                 <w:noProof/>
                 <w:webHidden/>
               </w:rPr>
             </w:r>
             <w:r>
               <w:rPr>
+                <w:rFonts w:ascii="Times New Roman" w:hAnsi="Times New Roman" w:cs="Times New Roman"/>
                 <w:noProof/>
                 <w:webHidden/>
               </w:rPr>
@@ -2250,6 +2330,7 @@
             </w:r>
             <w:r>
               <w:rPr>
+                <w:rFonts w:ascii="Times New Roman" w:hAnsi="Times New Roman" w:cs="Times New Roman"/>
                 <w:noProof/>
                 <w:webHidden/>
               </w:rPr>
@@ -2257,6 +2338,7 @@
             </w:r>
             <w:r>
               <w:rPr>
+                <w:rFonts w:ascii="Times New Roman" w:hAnsi="Times New Roman" w:cs="Times New Roman"/>
                 <w:noProof/>
                 <w:webHidden/>
               </w:rPr>
@@ -2271,7 +2353,7 @@
               <w:tab w:val="right" w:leader="dot" w:pos="9345"/>
             </w:tabs>
             <w:rPr>
-              <w:rFonts w:eastAsiaTheme="minorEastAsia"/>
+              <w:rFonts w:ascii="Times New Roman" w:eastAsiaTheme="minorEastAsia" w:hAnsi="Times New Roman" w:cs="Times New Roman"/>
               <w:b w:val="0"/>
               <w:bCs w:val="0"/>
               <w:i w:val="0"/>
@@ -2291,6 +2373,7 @@
             </w:r>
             <w:r>
               <w:rPr>
+                <w:rFonts w:ascii="Times New Roman" w:hAnsi="Times New Roman" w:cs="Times New Roman"/>
                 <w:noProof/>
                 <w:webHidden/>
               </w:rPr>
@@ -2298,6 +2381,7 @@
             </w:r>
             <w:r>
               <w:rPr>
+                <w:rFonts w:ascii="Times New Roman" w:hAnsi="Times New Roman" w:cs="Times New Roman"/>
                 <w:noProof/>
                 <w:webHidden/>
               </w:rPr>
@@ -2305,6 +2389,7 @@
             </w:r>
             <w:r>
               <w:rPr>
+                <w:rFonts w:ascii="Times New Roman" w:hAnsi="Times New Roman" w:cs="Times New Roman"/>
                 <w:noProof/>
                 <w:webHidden/>
               </w:rPr>
@@ -2312,12 +2397,14 @@
             </w:r>
             <w:r>
               <w:rPr>
+                <w:rFonts w:ascii="Times New Roman" w:hAnsi="Times New Roman" w:cs="Times New Roman"/>
                 <w:noProof/>
                 <w:webHidden/>
               </w:rPr>
             </w:r>
             <w:r>
               <w:rPr>
+                <w:rFonts w:ascii="Times New Roman" w:hAnsi="Times New Roman" w:cs="Times New Roman"/>
                 <w:noProof/>
                 <w:webHidden/>
               </w:rPr>
@@ -2325,6 +2412,7 @@
             </w:r>
             <w:r>
               <w:rPr>
+                <w:rFonts w:ascii="Times New Roman" w:hAnsi="Times New Roman" w:cs="Times New Roman"/>
                 <w:noProof/>
                 <w:webHidden/>
               </w:rPr>
@@ -2332,6 +2420,7 @@
             </w:r>
             <w:r>
               <w:rPr>
+                <w:rFonts w:ascii="Times New Roman" w:hAnsi="Times New Roman" w:cs="Times New Roman"/>
                 <w:noProof/>
                 <w:webHidden/>
               </w:rPr>
@@ -2346,7 +2435,7 @@
               <w:tab w:val="right" w:leader="dot" w:pos="9345"/>
             </w:tabs>
             <w:rPr>
-              <w:rFonts w:eastAsiaTheme="minorEastAsia"/>
+              <w:rFonts w:ascii="Times New Roman" w:eastAsiaTheme="minorEastAsia" w:hAnsi="Times New Roman" w:cs="Times New Roman"/>
               <w:b w:val="0"/>
               <w:bCs w:val="0"/>
               <w:i w:val="0"/>
@@ -2359,12 +2448,14 @@
             <w:r>
               <w:rPr>
                 <w:rStyle w:val="ad"/>
+                <w:rFonts w:ascii="Times New Roman" w:hAnsi="Times New Roman" w:cs="Times New Roman"/>
                 <w:noProof/>
               </w:rPr>
               <w:t>Использование БД и СУБД в проекте</w:t>
             </w:r>
             <w:r>
               <w:rPr>
+                <w:rFonts w:ascii="Times New Roman" w:hAnsi="Times New Roman" w:cs="Times New Roman"/>
                 <w:noProof/>
                 <w:webHidden/>
               </w:rPr>
@@ -2372,6 +2463,7 @@
             </w:r>
             <w:r>
               <w:rPr>
+                <w:rFonts w:ascii="Times New Roman" w:hAnsi="Times New Roman" w:cs="Times New Roman"/>
                 <w:noProof/>
                 <w:webHidden/>
               </w:rPr>
@@ -2379,6 +2471,7 @@
             </w:r>
             <w:r>
               <w:rPr>
+                <w:rFonts w:ascii="Times New Roman" w:hAnsi="Times New Roman" w:cs="Times New Roman"/>
                 <w:noProof/>
                 <w:webHidden/>
               </w:rPr>
@@ -2386,12 +2479,14 @@
             </w:r>
             <w:r>
               <w:rPr>
+                <w:rFonts w:ascii="Times New Roman" w:hAnsi="Times New Roman" w:cs="Times New Roman"/>
                 <w:noProof/>
                 <w:webHidden/>
               </w:rPr>
             </w:r>
             <w:r>
               <w:rPr>
+                <w:rFonts w:ascii="Times New Roman" w:hAnsi="Times New Roman" w:cs="Times New Roman"/>
                 <w:noProof/>
                 <w:webHidden/>
               </w:rPr>
@@ -2399,6 +2494,7 @@
             </w:r>
             <w:r>
               <w:rPr>
+                <w:rFonts w:ascii="Times New Roman" w:hAnsi="Times New Roman" w:cs="Times New Roman"/>
                 <w:noProof/>
                 <w:webHidden/>
               </w:rPr>
@@ -2406,6 +2502,7 @@
             </w:r>
             <w:r>
               <w:rPr>
+                <w:rFonts w:ascii="Times New Roman" w:hAnsi="Times New Roman" w:cs="Times New Roman"/>
                 <w:noProof/>
                 <w:webHidden/>
               </w:rPr>
@@ -2420,7 +2517,7 @@
               <w:tab w:val="right" w:leader="dot" w:pos="9345"/>
             </w:tabs>
             <w:rPr>
-              <w:rFonts w:eastAsiaTheme="minorEastAsia"/>
+              <w:rFonts w:ascii="Times New Roman" w:eastAsiaTheme="minorEastAsia" w:hAnsi="Times New Roman" w:cs="Times New Roman"/>
               <w:b w:val="0"/>
               <w:bCs w:val="0"/>
               <w:i w:val="0"/>
@@ -2433,12 +2530,14 @@
             <w:r>
               <w:rPr>
                 <w:rStyle w:val="ad"/>
+                <w:rFonts w:ascii="Times New Roman" w:hAnsi="Times New Roman" w:cs="Times New Roman"/>
                 <w:noProof/>
               </w:rPr>
               <w:t>Результаты проверки подключения к СУБД</w:t>
             </w:r>
             <w:r>
               <w:rPr>
+                <w:rFonts w:ascii="Times New Roman" w:hAnsi="Times New Roman" w:cs="Times New Roman"/>
                 <w:noProof/>
                 <w:webHidden/>
               </w:rPr>
@@ -2446,6 +2545,7 @@
             </w:r>
             <w:r>
               <w:rPr>
+                <w:rFonts w:ascii="Times New Roman" w:hAnsi="Times New Roman" w:cs="Times New Roman"/>
                 <w:noProof/>
                 <w:webHidden/>
               </w:rPr>
@@ -2453,6 +2553,7 @@
             </w:r>
             <w:r>
               <w:rPr>
+                <w:rFonts w:ascii="Times New Roman" w:hAnsi="Times New Roman" w:cs="Times New Roman"/>
                 <w:noProof/>
                 <w:webHidden/>
               </w:rPr>
@@ -2460,12 +2561,14 @@
             </w:r>
             <w:r>
               <w:rPr>
+                <w:rFonts w:ascii="Times New Roman" w:hAnsi="Times New Roman" w:cs="Times New Roman"/>
                 <w:noProof/>
                 <w:webHidden/>
               </w:rPr>
             </w:r>
             <w:r>
               <w:rPr>
+                <w:rFonts w:ascii="Times New Roman" w:hAnsi="Times New Roman" w:cs="Times New Roman"/>
                 <w:noProof/>
                 <w:webHidden/>
               </w:rPr>
@@ -2473,6 +2576,7 @@
             </w:r>
             <w:r>
               <w:rPr>
+                <w:rFonts w:ascii="Times New Roman" w:hAnsi="Times New Roman" w:cs="Times New Roman"/>
                 <w:noProof/>
                 <w:webHidden/>
               </w:rPr>
@@ -2480,6 +2584,7 @@
             </w:r>
             <w:r>
               <w:rPr>
+                <w:rFonts w:ascii="Times New Roman" w:hAnsi="Times New Roman" w:cs="Times New Roman"/>
                 <w:noProof/>
                 <w:webHidden/>
               </w:rPr>
@@ -2488,6 +2593,11 @@
           </w:hyperlink>
         </w:p>
         <w:p>
+          <w:pPr>
+            <w:rPr>
+              <w:rFonts w:ascii="Times New Roman" w:hAnsi="Times New Roman" w:cs="Times New Roman"/>
+            </w:rPr>
+          </w:pPr>
           <w:r>
             <w:rPr>
               <w:rFonts w:ascii="Times New Roman" w:hAnsi="Times New Roman" w:cs="Times New Roman"/>
@@ -3348,18 +3458,7 @@
           <w:sz w:val="28"/>
           <w:szCs w:val="28"/>
         </w:rPr>
-        <w:t xml:space="preserve"> </w:t>
-      </w:r>
-      <w:r>
-        <w:rPr>
-          <w:rFonts w:ascii="Times New Roman" w:hAnsi="Times New Roman" w:cs="Times New Roman"/>
-          <w:b/>
-          <w:bCs/>
-          <w:color w:val="000000" w:themeColor="text1"/>
-          <w:sz w:val="28"/>
-          <w:szCs w:val="28"/>
-        </w:rPr>
-        <w:t>приложения</w:t>
+        <w:t xml:space="preserve"> приложения</w:t>
       </w:r>
       <w:bookmarkEnd w:id="4"/>
     </w:p>
@@ -3658,6 +3757,7 @@
       <w:r>
         <w:rPr>
           <w:rFonts w:ascii="Times New Roman" w:hAnsi="Times New Roman" w:cs="Times New Roman"/>
+          <w:noProof/>
           <w:sz w:val="28"/>
           <w:szCs w:val="28"/>
         </w:rPr>
@@ -3743,6 +3843,7 @@
       <w:r>
         <w:rPr>
           <w:rFonts w:ascii="Times New Roman" w:hAnsi="Times New Roman" w:cs="Times New Roman"/>
+          <w:noProof/>
           <w:sz w:val="28"/>
           <w:szCs w:val="28"/>
           <w:lang w:val="en-US"/>
@@ -3841,6 +3942,7 @@
       <w:r>
         <w:rPr>
           <w:rFonts w:ascii="Times New Roman" w:hAnsi="Times New Roman" w:cs="Times New Roman"/>
+          <w:noProof/>
           <w:sz w:val="28"/>
           <w:szCs w:val="28"/>
           <w:lang w:val="en-US"/>
@@ -5061,7 +5163,13 @@
         <w:t>View становится полностью пассивным</w:t>
       </w:r>
     </w:p>
-    <w:p/>
+    <w:p>
+      <w:pPr>
+        <w:rPr>
+          <w:rFonts w:ascii="Times New Roman" w:hAnsi="Times New Roman" w:cs="Times New Roman"/>
+        </w:rPr>
+      </w:pPr>
+    </w:p>
     <w:p>
       <w:pPr>
         <w:pStyle w:val="a7"/>
@@ -5717,15 +5825,7 @@
           <w:sz w:val="28"/>
           <w:szCs w:val="28"/>
         </w:rPr>
-        <w:t>Вот пример из кода</w:t>
-      </w:r>
-      <w:r>
-        <w:rPr>
-          <w:rFonts w:ascii="Times New Roman" w:hAnsi="Times New Roman" w:cs="Times New Roman"/>
-          <w:sz w:val="28"/>
-          <w:szCs w:val="28"/>
-        </w:rPr>
-        <w:t>:</w:t>
+        <w:t>Вот пример из кода:</w:t>
       </w:r>
     </w:p>
     <w:p>
@@ -13270,6 +13370,9 @@
         </w:rPr>
       </w:pPr>
       <w:r>
+        <w:rPr>
+          <w:rFonts w:ascii="Times New Roman" w:hAnsi="Times New Roman" w:cs="Times New Roman"/>
+        </w:rPr>
         <w:br/>
       </w:r>
       <w:bookmarkStart w:id="20" w:name="_Toc229988261"/>
@@ -14657,47 +14760,7 @@
           <w:sz w:val="28"/>
           <w:szCs w:val="28"/>
         </w:rPr>
-        <w:t>, что демонстрирует глубокое понимание принципов объектно-ориентированного программирования и умение применять их на практике.</w:t>
-      </w:r>
-      <w:r>
-        <w:rPr>
-          <w:rFonts w:ascii="Times New Roman" w:hAnsi="Times New Roman" w:cs="Times New Roman"/>
-          <w:sz w:val="28"/>
-          <w:szCs w:val="28"/>
-        </w:rPr>
-        <w:t xml:space="preserve"> Успешно реализованы сложные задачи</w:t>
-      </w:r>
-      <w:r>
-        <w:rPr>
-          <w:rFonts w:ascii="Times New Roman" w:hAnsi="Times New Roman" w:cs="Times New Roman"/>
-          <w:sz w:val="28"/>
-          <w:szCs w:val="28"/>
-        </w:rPr>
-        <w:t>,</w:t>
-      </w:r>
-      <w:r>
-        <w:rPr>
-          <w:rFonts w:ascii="Times New Roman" w:hAnsi="Times New Roman" w:cs="Times New Roman"/>
-          <w:sz w:val="28"/>
-          <w:szCs w:val="28"/>
-        </w:rPr>
-        <w:t xml:space="preserve"> такие как анимация снежинок</w:t>
-      </w:r>
-      <w:r>
-        <w:rPr>
-          <w:rFonts w:ascii="Times New Roman" w:hAnsi="Times New Roman" w:cs="Times New Roman"/>
-          <w:sz w:val="28"/>
-          <w:szCs w:val="28"/>
-        </w:rPr>
-        <w:t>,</w:t>
-      </w:r>
-      <w:r>
-        <w:rPr>
-          <w:rFonts w:ascii="Times New Roman" w:hAnsi="Times New Roman" w:cs="Times New Roman"/>
-          <w:sz w:val="28"/>
-          <w:szCs w:val="28"/>
-        </w:rPr>
-        <w:t xml:space="preserve"> </w:t>
+        <w:t xml:space="preserve">, что демонстрирует глубокое понимание принципов объектно-ориентированного программирования и умение применять их на практике. Успешно реализованы сложные задачи, такие как анимация снежинок, </w:t>
       </w:r>
       <w:proofErr w:type="spellStart"/>
       <w:r>

--- a/Чернов_Проект.docx
+++ b/Чернов_Проект.docx
@@ -599,6 +599,7 @@
             <w:tabs>
               <w:tab w:val="right" w:leader="dot" w:pos="9345"/>
             </w:tabs>
+            <w:spacing w:line="360" w:lineRule="auto"/>
             <w:rPr>
               <w:rFonts w:ascii="Times New Roman" w:eastAsiaTheme="minorEastAsia" w:hAnsi="Times New Roman" w:cs="Times New Roman"/>
               <w:b w:val="0"/>
@@ -712,6 +713,7 @@
             <w:tabs>
               <w:tab w:val="right" w:leader="dot" w:pos="9345"/>
             </w:tabs>
+            <w:spacing w:line="360" w:lineRule="auto"/>
             <w:rPr>
               <w:rFonts w:ascii="Times New Roman" w:eastAsiaTheme="minorEastAsia" w:hAnsi="Times New Roman" w:cs="Times New Roman"/>
               <w:b w:val="0"/>
@@ -794,6 +796,7 @@
             <w:tabs>
               <w:tab w:val="right" w:leader="dot" w:pos="9345"/>
             </w:tabs>
+            <w:spacing w:line="360" w:lineRule="auto"/>
             <w:rPr>
               <w:rFonts w:ascii="Times New Roman" w:eastAsiaTheme="minorEastAsia" w:hAnsi="Times New Roman" w:cs="Times New Roman"/>
               <w:b w:val="0"/>
@@ -876,6 +879,7 @@
             <w:tabs>
               <w:tab w:val="right" w:leader="dot" w:pos="9345"/>
             </w:tabs>
+            <w:spacing w:line="360" w:lineRule="auto"/>
             <w:rPr>
               <w:rFonts w:ascii="Times New Roman" w:eastAsiaTheme="minorEastAsia" w:hAnsi="Times New Roman" w:cs="Times New Roman"/>
               <w:b w:val="0"/>
@@ -958,6 +962,7 @@
             <w:tabs>
               <w:tab w:val="right" w:leader="dot" w:pos="9345"/>
             </w:tabs>
+            <w:spacing w:line="360" w:lineRule="auto"/>
             <w:rPr>
               <w:rFonts w:ascii="Times New Roman" w:eastAsiaTheme="minorEastAsia" w:hAnsi="Times New Roman" w:cs="Times New Roman"/>
               <w:b w:val="0"/>
@@ -1040,6 +1045,7 @@
             <w:tabs>
               <w:tab w:val="right" w:leader="dot" w:pos="9345"/>
             </w:tabs>
+            <w:spacing w:line="360" w:lineRule="auto"/>
             <w:rPr>
               <w:rFonts w:ascii="Times New Roman" w:eastAsiaTheme="minorEastAsia" w:hAnsi="Times New Roman" w:cs="Times New Roman"/>
               <w:b w:val="0"/>
@@ -1122,6 +1128,7 @@
             <w:tabs>
               <w:tab w:val="right" w:leader="dot" w:pos="9345"/>
             </w:tabs>
+            <w:spacing w:line="360" w:lineRule="auto"/>
             <w:rPr>
               <w:rFonts w:ascii="Times New Roman" w:eastAsiaTheme="minorEastAsia" w:hAnsi="Times New Roman" w:cs="Times New Roman"/>
               <w:b w:val="0"/>
@@ -1204,6 +1211,7 @@
             <w:tabs>
               <w:tab w:val="right" w:leader="dot" w:pos="9345"/>
             </w:tabs>
+            <w:spacing w:line="360" w:lineRule="auto"/>
             <w:rPr>
               <w:rFonts w:ascii="Times New Roman" w:eastAsiaTheme="minorEastAsia" w:hAnsi="Times New Roman" w:cs="Times New Roman"/>
               <w:b w:val="0"/>
@@ -1286,6 +1294,7 @@
             <w:tabs>
               <w:tab w:val="right" w:leader="dot" w:pos="9345"/>
             </w:tabs>
+            <w:spacing w:line="360" w:lineRule="auto"/>
             <w:rPr>
               <w:rFonts w:ascii="Times New Roman" w:eastAsiaTheme="minorEastAsia" w:hAnsi="Times New Roman" w:cs="Times New Roman"/>
               <w:b w:val="0"/>
@@ -1368,6 +1377,7 @@
             <w:tabs>
               <w:tab w:val="right" w:leader="dot" w:pos="9345"/>
             </w:tabs>
+            <w:spacing w:line="360" w:lineRule="auto"/>
             <w:rPr>
               <w:rFonts w:ascii="Times New Roman" w:eastAsiaTheme="minorEastAsia" w:hAnsi="Times New Roman" w:cs="Times New Roman"/>
               <w:noProof/>
@@ -1450,6 +1460,7 @@
             <w:tabs>
               <w:tab w:val="right" w:leader="dot" w:pos="9345"/>
             </w:tabs>
+            <w:spacing w:line="360" w:lineRule="auto"/>
             <w:rPr>
               <w:rFonts w:ascii="Times New Roman" w:eastAsiaTheme="minorEastAsia" w:hAnsi="Times New Roman" w:cs="Times New Roman"/>
               <w:noProof/>
@@ -1532,6 +1543,7 @@
             <w:tabs>
               <w:tab w:val="right" w:leader="dot" w:pos="9345"/>
             </w:tabs>
+            <w:spacing w:line="360" w:lineRule="auto"/>
             <w:rPr>
               <w:rFonts w:ascii="Times New Roman" w:eastAsiaTheme="minorEastAsia" w:hAnsi="Times New Roman" w:cs="Times New Roman"/>
               <w:noProof/>
@@ -1614,6 +1626,7 @@
             <w:tabs>
               <w:tab w:val="right" w:leader="dot" w:pos="9345"/>
             </w:tabs>
+            <w:spacing w:line="360" w:lineRule="auto"/>
             <w:rPr>
               <w:rFonts w:ascii="Times New Roman" w:eastAsiaTheme="minorEastAsia" w:hAnsi="Times New Roman" w:cs="Times New Roman"/>
               <w:b w:val="0"/>
@@ -1696,6 +1709,7 @@
             <w:tabs>
               <w:tab w:val="right" w:leader="dot" w:pos="9345"/>
             </w:tabs>
+            <w:spacing w:line="360" w:lineRule="auto"/>
             <w:rPr>
               <w:rFonts w:ascii="Times New Roman" w:eastAsiaTheme="minorEastAsia" w:hAnsi="Times New Roman" w:cs="Times New Roman"/>
               <w:b w:val="0"/>
@@ -1778,6 +1792,7 @@
             <w:tabs>
               <w:tab w:val="right" w:leader="dot" w:pos="9345"/>
             </w:tabs>
+            <w:spacing w:line="360" w:lineRule="auto"/>
             <w:rPr>
               <w:rFonts w:ascii="Times New Roman" w:eastAsiaTheme="minorEastAsia" w:hAnsi="Times New Roman" w:cs="Times New Roman"/>
               <w:b w:val="0"/>
@@ -1860,6 +1875,7 @@
             <w:tabs>
               <w:tab w:val="right" w:leader="dot" w:pos="9345"/>
             </w:tabs>
+            <w:spacing w:line="360" w:lineRule="auto"/>
             <w:rPr>
               <w:rFonts w:ascii="Times New Roman" w:eastAsiaTheme="minorEastAsia" w:hAnsi="Times New Roman" w:cs="Times New Roman"/>
               <w:b w:val="0"/>
@@ -1942,6 +1958,7 @@
             <w:tabs>
               <w:tab w:val="right" w:leader="dot" w:pos="9345"/>
             </w:tabs>
+            <w:spacing w:line="360" w:lineRule="auto"/>
             <w:rPr>
               <w:rFonts w:ascii="Times New Roman" w:eastAsiaTheme="minorEastAsia" w:hAnsi="Times New Roman" w:cs="Times New Roman"/>
               <w:b w:val="0"/>
@@ -2024,6 +2041,7 @@
             <w:tabs>
               <w:tab w:val="right" w:leader="dot" w:pos="9345"/>
             </w:tabs>
+            <w:spacing w:line="360" w:lineRule="auto"/>
             <w:rPr>
               <w:rFonts w:ascii="Times New Roman" w:eastAsiaTheme="minorEastAsia" w:hAnsi="Times New Roman" w:cs="Times New Roman"/>
               <w:b w:val="0"/>
@@ -2106,6 +2124,7 @@
             <w:tabs>
               <w:tab w:val="right" w:leader="dot" w:pos="9345"/>
             </w:tabs>
+            <w:spacing w:line="360" w:lineRule="auto"/>
             <w:rPr>
               <w:rFonts w:ascii="Times New Roman" w:eastAsiaTheme="minorEastAsia" w:hAnsi="Times New Roman" w:cs="Times New Roman"/>
               <w:b w:val="0"/>
@@ -2188,6 +2207,7 @@
             <w:tabs>
               <w:tab w:val="right" w:leader="dot" w:pos="9345"/>
             </w:tabs>
+            <w:spacing w:line="360" w:lineRule="auto"/>
             <w:rPr>
               <w:rFonts w:ascii="Times New Roman" w:eastAsiaTheme="minorEastAsia" w:hAnsi="Times New Roman" w:cs="Times New Roman"/>
               <w:b w:val="0"/>
@@ -2270,6 +2290,7 @@
             <w:tabs>
               <w:tab w:val="right" w:leader="dot" w:pos="9345"/>
             </w:tabs>
+            <w:spacing w:line="360" w:lineRule="auto"/>
             <w:rPr>
               <w:rFonts w:ascii="Times New Roman" w:eastAsiaTheme="minorEastAsia" w:hAnsi="Times New Roman" w:cs="Times New Roman"/>
               <w:b w:val="0"/>
@@ -2352,6 +2373,7 @@
             <w:tabs>
               <w:tab w:val="right" w:leader="dot" w:pos="9345"/>
             </w:tabs>
+            <w:spacing w:line="360" w:lineRule="auto"/>
             <w:rPr>
               <w:rFonts w:ascii="Times New Roman" w:eastAsiaTheme="minorEastAsia" w:hAnsi="Times New Roman" w:cs="Times New Roman"/>
               <w:b w:val="0"/>
@@ -2434,6 +2456,7 @@
             <w:tabs>
               <w:tab w:val="right" w:leader="dot" w:pos="9345"/>
             </w:tabs>
+            <w:spacing w:line="360" w:lineRule="auto"/>
             <w:rPr>
               <w:rFonts w:ascii="Times New Roman" w:eastAsiaTheme="minorEastAsia" w:hAnsi="Times New Roman" w:cs="Times New Roman"/>
               <w:b w:val="0"/>
@@ -2516,6 +2539,7 @@
             <w:tabs>
               <w:tab w:val="right" w:leader="dot" w:pos="9345"/>
             </w:tabs>
+            <w:spacing w:line="360" w:lineRule="auto"/>
             <w:rPr>
               <w:rFonts w:ascii="Times New Roman" w:eastAsiaTheme="minorEastAsia" w:hAnsi="Times New Roman" w:cs="Times New Roman"/>
               <w:b w:val="0"/>
@@ -2594,6 +2618,7 @@
         </w:p>
         <w:p>
           <w:pPr>
+            <w:spacing w:line="360" w:lineRule="auto"/>
             <w:rPr>
               <w:rFonts w:ascii="Times New Roman" w:hAnsi="Times New Roman" w:cs="Times New Roman"/>
             </w:rPr>
@@ -4539,6 +4564,7 @@
     <w:p>
       <w:pPr>
         <w:pStyle w:val="1"/>
+        <w:spacing w:line="360" w:lineRule="auto"/>
         <w:jc w:val="center"/>
         <w:rPr>
           <w:rFonts w:ascii="Times New Roman" w:hAnsi="Times New Roman" w:cs="Times New Roman"/>
@@ -4718,6 +4744,7 @@
           <w:sz w:val="28"/>
           <w:szCs w:val="28"/>
         </w:rPr>
+        <w:lastRenderedPageBreak/>
         <w:t>View отвечает за отображение информации</w:t>
       </w:r>
     </w:p>
@@ -4743,7 +4770,6 @@
           <w:sz w:val="28"/>
           <w:szCs w:val="28"/>
         </w:rPr>
-        <w:lastRenderedPageBreak/>
         <w:t>Controller</w:t>
       </w:r>
       <w:proofErr w:type="spellEnd"/>
@@ -5165,6 +5191,7 @@
     </w:p>
     <w:p>
       <w:pPr>
+        <w:spacing w:line="360" w:lineRule="auto"/>
         <w:rPr>
           <w:rFonts w:ascii="Times New Roman" w:hAnsi="Times New Roman" w:cs="Times New Roman"/>
         </w:rPr>
@@ -5240,12 +5267,14 @@
         <w:rPr>
           <w:rFonts w:ascii="Times New Roman" w:hAnsi="Times New Roman" w:cs="Times New Roman"/>
         </w:rPr>
+        <w:lastRenderedPageBreak/>
         <w:t>Рисунок 1 – иерархия классов</w:t>
       </w:r>
     </w:p>
     <w:p>
       <w:pPr>
         <w:pStyle w:val="2"/>
+        <w:spacing w:line="360" w:lineRule="auto"/>
         <w:jc w:val="center"/>
         <w:rPr>
           <w:rFonts w:ascii="Times New Roman" w:hAnsi="Times New Roman" w:cs="Times New Roman"/>
@@ -5266,7 +5295,6 @@
           <w:sz w:val="28"/>
           <w:szCs w:val="28"/>
         </w:rPr>
-        <w:lastRenderedPageBreak/>
         <w:t>Реализация MVVM в нашем проекте</w:t>
       </w:r>
       <w:bookmarkEnd w:id="8"/>
@@ -5274,6 +5302,7 @@
     <w:p>
       <w:pPr>
         <w:pStyle w:val="3"/>
+        <w:spacing w:line="360" w:lineRule="auto"/>
         <w:jc w:val="center"/>
         <w:rPr>
           <w:rFonts w:ascii="Times New Roman" w:hAnsi="Times New Roman" w:cs="Times New Roman"/>
@@ -5450,6 +5479,7 @@
     <w:p>
       <w:pPr>
         <w:pStyle w:val="3"/>
+        <w:spacing w:line="360" w:lineRule="auto"/>
         <w:jc w:val="center"/>
         <w:rPr>
           <w:rFonts w:ascii="Times New Roman" w:hAnsi="Times New Roman" w:cs="Times New Roman"/>
@@ -5748,6 +5778,7 @@
     <w:p>
       <w:pPr>
         <w:pStyle w:val="3"/>
+        <w:spacing w:line="360" w:lineRule="auto"/>
         <w:jc w:val="center"/>
         <w:rPr>
           <w:rFonts w:ascii="Times New Roman" w:hAnsi="Times New Roman" w:cs="Times New Roman"/>
@@ -5948,6 +5979,7 @@
           <w:szCs w:val="28"/>
           <w:lang w:val="en-US"/>
         </w:rPr>
+        <w:lastRenderedPageBreak/>
         <w:t xml:space="preserve">        &lt;</w:t>
       </w:r>
       <w:proofErr w:type="spellStart"/>
@@ -6088,7 +6120,6 @@
           <w:szCs w:val="28"/>
           <w:lang w:val="en-US"/>
         </w:rPr>
-        <w:lastRenderedPageBreak/>
         <w:t xml:space="preserve">            &lt;/</w:t>
       </w:r>
       <w:proofErr w:type="spellStart"/>
@@ -6507,6 +6538,7 @@
     <w:p>
       <w:pPr>
         <w:pStyle w:val="1"/>
+        <w:spacing w:line="360" w:lineRule="auto"/>
         <w:jc w:val="center"/>
         <w:rPr>
           <w:rFonts w:ascii="Times New Roman" w:hAnsi="Times New Roman" w:cs="Times New Roman"/>
@@ -6993,6 +7025,7 @@
           <w:sz w:val="28"/>
           <w:szCs w:val="28"/>
         </w:rPr>
+        <w:lastRenderedPageBreak/>
         <w:t>Read</w:t>
       </w:r>
       <w:proofErr w:type="spellEnd"/>
@@ -7076,7 +7109,6 @@
           <w:sz w:val="28"/>
           <w:szCs w:val="28"/>
         </w:rPr>
-        <w:lastRenderedPageBreak/>
         <w:t>Поиск по заголовку и описанию в реальном времени</w:t>
       </w:r>
     </w:p>
@@ -8313,6 +8345,7 @@
           <w:sz w:val="28"/>
           <w:szCs w:val="28"/>
         </w:rPr>
+        <w:lastRenderedPageBreak/>
         <w:t>Удаление сопровождается диалогом подтверждения для предотвращения случайной потери данных.</w:t>
       </w:r>
     </w:p>
@@ -8370,7 +8403,6 @@
           <w:sz w:val="28"/>
           <w:szCs w:val="28"/>
         </w:rPr>
-        <w:lastRenderedPageBreak/>
         <w:t>Для хранения данных выбран формат JSON как наиболее читаемый и широко поддерживаемый. Реализация выполнена без сторонних библиотек:</w:t>
       </w:r>
     </w:p>
@@ -9997,6 +10029,7 @@
           <w:szCs w:val="28"/>
           <w:lang w:val="en-US"/>
         </w:rPr>
+        <w:lastRenderedPageBreak/>
         <w:t xml:space="preserve">        </w:t>
       </w:r>
       <w:proofErr w:type="spellStart"/>
@@ -10111,7 +10144,6 @@
           <w:sz w:val="28"/>
           <w:szCs w:val="28"/>
         </w:rPr>
-        <w:lastRenderedPageBreak/>
         <w:t>Особенности реализации:</w:t>
       </w:r>
     </w:p>
@@ -10241,6 +10273,7 @@
     <w:p>
       <w:pPr>
         <w:pStyle w:val="2"/>
+        <w:spacing w:line="360" w:lineRule="auto"/>
         <w:jc w:val="center"/>
         <w:rPr>
           <w:rFonts w:ascii="Times New Roman" w:hAnsi="Times New Roman" w:cs="Times New Roman"/>
@@ -10987,6 +11020,7 @@
           <w:szCs w:val="28"/>
           <w:lang w:val="en-US"/>
         </w:rPr>
+        <w:lastRenderedPageBreak/>
         <w:t xml:space="preserve">        </w:t>
       </w:r>
       <w:proofErr w:type="spellStart"/>
@@ -11203,7 +11237,6 @@
           <w:sz w:val="28"/>
           <w:szCs w:val="28"/>
         </w:rPr>
-        <w:lastRenderedPageBreak/>
         <w:t xml:space="preserve">    }</w:t>
       </w:r>
     </w:p>
@@ -12040,6 +12073,7 @@
           <w:sz w:val="28"/>
           <w:szCs w:val="28"/>
         </w:rPr>
+        <w:lastRenderedPageBreak/>
         <w:t>Логирование:</w:t>
       </w:r>
     </w:p>
@@ -12129,7 +12163,6 @@
           <w:sz w:val="28"/>
           <w:szCs w:val="28"/>
         </w:rPr>
-        <w:lastRenderedPageBreak/>
         <w:t>System.err.println</w:t>
       </w:r>
       <w:proofErr w:type="spellEnd"/>
@@ -12248,6 +12281,7 @@
     <w:p>
       <w:pPr>
         <w:pStyle w:val="1"/>
+        <w:spacing w:line="360" w:lineRule="auto"/>
         <w:jc w:val="center"/>
         <w:rPr>
           <w:rFonts w:ascii="Times New Roman" w:hAnsi="Times New Roman" w:cs="Times New Roman"/>
@@ -12275,6 +12309,7 @@
     <w:p>
       <w:pPr>
         <w:pStyle w:val="2"/>
+        <w:spacing w:line="360" w:lineRule="auto"/>
         <w:jc w:val="center"/>
         <w:rPr>
           <w:rFonts w:ascii="Times New Roman" w:hAnsi="Times New Roman" w:cs="Times New Roman"/>
@@ -12423,6 +12458,7 @@
     <w:p>
       <w:pPr>
         <w:pStyle w:val="2"/>
+        <w:spacing w:line="360" w:lineRule="auto"/>
         <w:jc w:val="center"/>
         <w:rPr>
           <w:rFonts w:ascii="Times New Roman" w:hAnsi="Times New Roman" w:cs="Times New Roman"/>
@@ -12872,6 +12908,7 @@
           <w:szCs w:val="28"/>
           <w:lang w:val="en-US"/>
         </w:rPr>
+        <w:lastRenderedPageBreak/>
         <w:t xml:space="preserve">public void </w:t>
       </w:r>
       <w:proofErr w:type="spellStart"/>
@@ -13069,7 +13106,6 @@
           <w:szCs w:val="28"/>
           <w:lang w:val="en-US"/>
         </w:rPr>
-        <w:lastRenderedPageBreak/>
         <w:t xml:space="preserve">    </w:t>
       </w:r>
       <w:proofErr w:type="spellStart"/>
@@ -13172,6 +13208,7 @@
     <w:p>
       <w:pPr>
         <w:pStyle w:val="2"/>
+        <w:spacing w:line="360" w:lineRule="auto"/>
         <w:jc w:val="center"/>
         <w:rPr>
           <w:rFonts w:ascii="Times New Roman" w:hAnsi="Times New Roman" w:cs="Times New Roman"/>
@@ -13259,6 +13296,7 @@
     <w:p>
       <w:pPr>
         <w:pStyle w:val="2"/>
+        <w:spacing w:line="360" w:lineRule="auto"/>
         <w:jc w:val="center"/>
         <w:rPr>
           <w:rFonts w:ascii="Times New Roman" w:hAnsi="Times New Roman" w:cs="Times New Roman"/>
@@ -13461,6 +13499,7 @@
           <w:sz w:val="28"/>
           <w:szCs w:val="28"/>
         </w:rPr>
+        <w:lastRenderedPageBreak/>
         <w:t>Документация проекта организована в виде иерархической структуры, включающей:</w:t>
       </w:r>
     </w:p>
@@ -13561,7 +13600,6 @@
           <w:sz w:val="28"/>
           <w:szCs w:val="28"/>
         </w:rPr>
-        <w:lastRenderedPageBreak/>
         <w:t>Документация методов – подробное описание каждого метода</w:t>
       </w:r>
     </w:p>
@@ -13768,73 +13806,490 @@
           <w:szCs w:val="32"/>
         </w:rPr>
       </w:pPr>
-      <w:r>
-        <w:rPr>
-          <w:rFonts w:ascii="Times New Roman" w:hAnsi="Times New Roman" w:cs="Times New Roman"/>
-          <w:color w:val="000000" w:themeColor="text1"/>
-          <w:sz w:val="32"/>
-          <w:szCs w:val="32"/>
-        </w:rPr>
-        <w:t>Наличие качественной документации </w:t>
-      </w:r>
-      <w:r>
+    </w:p>
+    <w:p>
+      <w:pPr>
+        <w:pStyle w:val="1"/>
+        <w:spacing w:line="360" w:lineRule="auto"/>
         <w:rPr>
           <w:rFonts w:ascii="Times New Roman" w:hAnsi="Times New Roman" w:cs="Times New Roman"/>
           <w:b/>
           <w:bCs/>
           <w:color w:val="000000" w:themeColor="text1"/>
-          <w:sz w:val="32"/>
-          <w:szCs w:val="32"/>
-        </w:rPr>
-        <w:t>повышает ценность проекта</w:t>
-      </w:r>
-      <w:r>
-        <w:rPr>
-          <w:rFonts w:ascii="Times New Roman" w:hAnsi="Times New Roman" w:cs="Times New Roman"/>
-          <w:color w:val="000000" w:themeColor="text1"/>
-          <w:sz w:val="32"/>
-          <w:szCs w:val="32"/>
-        </w:rPr>
-        <w:t>, облегчает его сопровождение и расширение, а также демонстрирует </w:t>
-      </w:r>
+          <w:sz w:val="28"/>
+          <w:szCs w:val="28"/>
+        </w:rPr>
+      </w:pPr>
+      <w:bookmarkStart w:id="21" w:name="_Toc229988263"/>
       <w:r>
         <w:rPr>
           <w:rFonts w:ascii="Times New Roman" w:hAnsi="Times New Roman" w:cs="Times New Roman"/>
           <w:b/>
           <w:bCs/>
           <w:color w:val="000000" w:themeColor="text1"/>
-          <w:sz w:val="32"/>
-          <w:szCs w:val="32"/>
-        </w:rPr>
-        <w:t>профессиональный подход</w:t>
-      </w:r>
-      <w:r>
-        <w:rPr>
-          <w:rFonts w:ascii="Times New Roman" w:hAnsi="Times New Roman" w:cs="Times New Roman"/>
-          <w:color w:val="000000" w:themeColor="text1"/>
-          <w:sz w:val="32"/>
-          <w:szCs w:val="32"/>
-        </w:rPr>
-        <w:t> к разработке программного обеспечения.</w:t>
-      </w:r>
-    </w:p>
-    <w:p>
-      <w:pPr>
-        <w:pStyle w:val="a7"/>
-        <w:spacing w:line="360" w:lineRule="auto"/>
-        <w:ind w:left="0"/>
+          <w:sz w:val="28"/>
+          <w:szCs w:val="28"/>
+        </w:rPr>
+        <w:t>Использование БД и СУБД в проекте</w:t>
+      </w:r>
+      <w:bookmarkEnd w:id="21"/>
+    </w:p>
+    <w:p>
+      <w:pPr>
+        <w:spacing w:line="360" w:lineRule="auto"/>
         <w:jc w:val="both"/>
         <w:rPr>
           <w:rFonts w:ascii="Times New Roman" w:hAnsi="Times New Roman" w:cs="Times New Roman"/>
-          <w:color w:val="000000" w:themeColor="text1"/>
-          <w:sz w:val="32"/>
-          <w:szCs w:val="32"/>
-        </w:rPr>
-      </w:pPr>
+        </w:rPr>
+      </w:pPr>
+      <w:r>
+        <w:rPr>
+          <w:rFonts w:ascii="Times New Roman" w:hAnsi="Times New Roman" w:cs="Times New Roman"/>
+        </w:rPr>
+        <w:t xml:space="preserve">В проекте </w:t>
+      </w:r>
+      <w:proofErr w:type="spellStart"/>
+      <w:r>
+        <w:rPr>
+          <w:rFonts w:ascii="Times New Roman" w:hAnsi="Times New Roman" w:cs="Times New Roman"/>
+        </w:rPr>
+        <w:t>ToDoList</w:t>
+      </w:r>
+      <w:proofErr w:type="spellEnd"/>
+      <w:r>
+        <w:rPr>
+          <w:rFonts w:ascii="Times New Roman" w:hAnsi="Times New Roman" w:cs="Times New Roman"/>
+        </w:rPr>
+        <w:t xml:space="preserve"> слой хранения данных построен на JDBC и вынесен в пакет </w:t>
+      </w:r>
+      <w:proofErr w:type="spellStart"/>
+      <w:r>
+        <w:rPr>
+          <w:rFonts w:ascii="Times New Roman" w:hAnsi="Times New Roman" w:cs="Times New Roman"/>
+        </w:rPr>
+        <w:t>repository</w:t>
+      </w:r>
+      <w:proofErr w:type="spellEnd"/>
+      <w:r>
+        <w:rPr>
+          <w:rFonts w:ascii="Times New Roman" w:hAnsi="Times New Roman" w:cs="Times New Roman"/>
+        </w:rPr>
+        <w:t xml:space="preserve">. По умолчанию приложение может работать с локальной </w:t>
+      </w:r>
+      <w:proofErr w:type="spellStart"/>
+      <w:r>
+        <w:rPr>
+          <w:rFonts w:ascii="Times New Roman" w:hAnsi="Times New Roman" w:cs="Times New Roman"/>
+        </w:rPr>
+        <w:t>SQLite</w:t>
+      </w:r>
+      <w:proofErr w:type="spellEnd"/>
+      <w:r>
+        <w:rPr>
+          <w:rFonts w:ascii="Times New Roman" w:hAnsi="Times New Roman" w:cs="Times New Roman"/>
+        </w:rPr>
+        <w:t xml:space="preserve">, но для выполнения задания по курсу баз данных архитектура была расширена под две серверные реляционные СУБД: </w:t>
+      </w:r>
+      <w:proofErr w:type="spellStart"/>
+      <w:r>
+        <w:rPr>
+          <w:rFonts w:ascii="Times New Roman" w:hAnsi="Times New Roman" w:cs="Times New Roman"/>
+        </w:rPr>
+        <w:t>PostgreSQL</w:t>
+      </w:r>
+      <w:proofErr w:type="spellEnd"/>
+      <w:r>
+        <w:rPr>
+          <w:rFonts w:ascii="Times New Roman" w:hAnsi="Times New Roman" w:cs="Times New Roman"/>
+        </w:rPr>
+        <w:t xml:space="preserve"> и MySQL. Переключение между ними выполняется через файл </w:t>
+      </w:r>
+      <w:proofErr w:type="spellStart"/>
+      <w:r>
+        <w:rPr>
+          <w:rFonts w:ascii="Times New Roman" w:hAnsi="Times New Roman" w:cs="Times New Roman"/>
+        </w:rPr>
+        <w:t>data</w:t>
+      </w:r>
+      <w:proofErr w:type="spellEnd"/>
+      <w:r>
+        <w:rPr>
+          <w:rFonts w:ascii="Times New Roman" w:hAnsi="Times New Roman" w:cs="Times New Roman"/>
+        </w:rPr>
+        <w:t>/</w:t>
+      </w:r>
+      <w:proofErr w:type="spellStart"/>
+      <w:r>
+        <w:rPr>
+          <w:rFonts w:ascii="Times New Roman" w:hAnsi="Times New Roman" w:cs="Times New Roman"/>
+        </w:rPr>
+        <w:t>db.properties</w:t>
+      </w:r>
+      <w:proofErr w:type="spellEnd"/>
+      <w:r>
+        <w:rPr>
+          <w:rFonts w:ascii="Times New Roman" w:hAnsi="Times New Roman" w:cs="Times New Roman"/>
+        </w:rPr>
+        <w:t>, где задаются тип БД, адрес сервера, порт, имя базы, логин и пароль.</w:t>
+      </w:r>
+    </w:p>
+    <w:p>
+      <w:pPr>
+        <w:spacing w:line="360" w:lineRule="auto"/>
+        <w:jc w:val="both"/>
+        <w:rPr>
+          <w:rFonts w:ascii="Times New Roman" w:hAnsi="Times New Roman" w:cs="Times New Roman"/>
+        </w:rPr>
+      </w:pPr>
+      <w:r>
+        <w:rPr>
+          <w:rFonts w:ascii="Times New Roman" w:hAnsi="Times New Roman" w:cs="Times New Roman"/>
+        </w:rPr>
+        <w:t xml:space="preserve">Единый интерфейс доступа к данным сохранён за счёт DAO-подхода. В проект был добавлен интерфейс </w:t>
+      </w:r>
+      <w:proofErr w:type="spellStart"/>
+      <w:r>
+        <w:rPr>
+          <w:rFonts w:ascii="Times New Roman" w:hAnsi="Times New Roman" w:cs="Times New Roman"/>
+        </w:rPr>
+        <w:t>TaskDao</w:t>
+      </w:r>
+      <w:proofErr w:type="spellEnd"/>
+      <w:r>
+        <w:rPr>
+          <w:rFonts w:ascii="Times New Roman" w:hAnsi="Times New Roman" w:cs="Times New Roman"/>
+        </w:rPr>
+        <w:t xml:space="preserve">, который определяет базовые операции с задачами: сохранение, чтение, поиск, обновление и удаление. Класс </w:t>
+      </w:r>
+      <w:proofErr w:type="spellStart"/>
+      <w:r>
+        <w:rPr>
+          <w:rFonts w:ascii="Times New Roman" w:hAnsi="Times New Roman" w:cs="Times New Roman"/>
+        </w:rPr>
+        <w:t>DatabaseManager</w:t>
+      </w:r>
+      <w:proofErr w:type="spellEnd"/>
+      <w:r>
+        <w:rPr>
+          <w:rFonts w:ascii="Times New Roman" w:hAnsi="Times New Roman" w:cs="Times New Roman"/>
+        </w:rPr>
+        <w:t xml:space="preserve"> выступает общей реализацией этого интерфейса, а класс </w:t>
+      </w:r>
+      <w:proofErr w:type="spellStart"/>
+      <w:r>
+        <w:rPr>
+          <w:rFonts w:ascii="Times New Roman" w:hAnsi="Times New Roman" w:cs="Times New Roman"/>
+        </w:rPr>
+        <w:t>ConnectionFactory</w:t>
+      </w:r>
+      <w:proofErr w:type="spellEnd"/>
+      <w:r>
+        <w:rPr>
+          <w:rFonts w:ascii="Times New Roman" w:hAnsi="Times New Roman" w:cs="Times New Roman"/>
+        </w:rPr>
+        <w:t xml:space="preserve"> отвечает за создание JDBC-соединения. Для учёта различий между SQL-диалектами используется перечисление </w:t>
+      </w:r>
+      <w:proofErr w:type="spellStart"/>
+      <w:r>
+        <w:rPr>
+          <w:rFonts w:ascii="Times New Roman" w:hAnsi="Times New Roman" w:cs="Times New Roman"/>
+        </w:rPr>
+        <w:t>SqlDialect</w:t>
+      </w:r>
+      <w:proofErr w:type="spellEnd"/>
+      <w:r>
+        <w:rPr>
+          <w:rFonts w:ascii="Times New Roman" w:hAnsi="Times New Roman" w:cs="Times New Roman"/>
+        </w:rPr>
+        <w:t xml:space="preserve">: оно выбирает нужный синтаксис UPSERT, INSERT IGNORE, </w:t>
+      </w:r>
+      <w:proofErr w:type="spellStart"/>
+      <w:r>
+        <w:rPr>
+          <w:rFonts w:ascii="Times New Roman" w:hAnsi="Times New Roman" w:cs="Times New Roman"/>
+        </w:rPr>
+        <w:t>автоинкремента</w:t>
+      </w:r>
+      <w:proofErr w:type="spellEnd"/>
+      <w:r>
+        <w:rPr>
+          <w:rFonts w:ascii="Times New Roman" w:hAnsi="Times New Roman" w:cs="Times New Roman"/>
+        </w:rPr>
+        <w:t xml:space="preserve"> и миграций схемы.</w:t>
+      </w:r>
+    </w:p>
+    <w:p>
+      <w:pPr>
+        <w:spacing w:line="360" w:lineRule="auto"/>
+        <w:jc w:val="both"/>
+        <w:rPr>
+          <w:rFonts w:ascii="Times New Roman" w:hAnsi="Times New Roman" w:cs="Times New Roman"/>
+        </w:rPr>
+      </w:pPr>
+      <w:r>
+        <w:rPr>
+          <w:rFonts w:ascii="Times New Roman" w:hAnsi="Times New Roman" w:cs="Times New Roman"/>
+        </w:rPr>
+        <w:t xml:space="preserve">Для </w:t>
+      </w:r>
+      <w:proofErr w:type="spellStart"/>
+      <w:r>
+        <w:rPr>
+          <w:rFonts w:ascii="Times New Roman" w:hAnsi="Times New Roman" w:cs="Times New Roman"/>
+        </w:rPr>
+        <w:t>PostgreSQL</w:t>
+      </w:r>
+      <w:proofErr w:type="spellEnd"/>
+      <w:r>
+        <w:rPr>
+          <w:rFonts w:ascii="Times New Roman" w:hAnsi="Times New Roman" w:cs="Times New Roman"/>
+        </w:rPr>
+        <w:t xml:space="preserve"> и MySQL подготовлены отдельные SQL-схемы: </w:t>
+      </w:r>
+      <w:proofErr w:type="spellStart"/>
+      <w:r>
+        <w:rPr>
+          <w:rFonts w:ascii="Times New Roman" w:hAnsi="Times New Roman" w:cs="Times New Roman"/>
+        </w:rPr>
+        <w:t>sql</w:t>
+      </w:r>
+      <w:proofErr w:type="spellEnd"/>
+      <w:r>
+        <w:rPr>
+          <w:rFonts w:ascii="Times New Roman" w:hAnsi="Times New Roman" w:cs="Times New Roman"/>
+        </w:rPr>
+        <w:t>/</w:t>
+      </w:r>
+      <w:proofErr w:type="spellStart"/>
+      <w:r>
+        <w:rPr>
+          <w:rFonts w:ascii="Times New Roman" w:hAnsi="Times New Roman" w:cs="Times New Roman"/>
+        </w:rPr>
+        <w:t>postgresql_schema.sql</w:t>
+      </w:r>
+      <w:proofErr w:type="spellEnd"/>
+      <w:r>
+        <w:rPr>
+          <w:rFonts w:ascii="Times New Roman" w:hAnsi="Times New Roman" w:cs="Times New Roman"/>
+        </w:rPr>
+        <w:t xml:space="preserve"> и </w:t>
+      </w:r>
+      <w:proofErr w:type="spellStart"/>
+      <w:r>
+        <w:rPr>
+          <w:rFonts w:ascii="Times New Roman" w:hAnsi="Times New Roman" w:cs="Times New Roman"/>
+        </w:rPr>
+        <w:t>sql</w:t>
+      </w:r>
+      <w:proofErr w:type="spellEnd"/>
+      <w:r>
+        <w:rPr>
+          <w:rFonts w:ascii="Times New Roman" w:hAnsi="Times New Roman" w:cs="Times New Roman"/>
+        </w:rPr>
+        <w:t>/</w:t>
+      </w:r>
+      <w:proofErr w:type="spellStart"/>
+      <w:r>
+        <w:rPr>
+          <w:rFonts w:ascii="Times New Roman" w:hAnsi="Times New Roman" w:cs="Times New Roman"/>
+        </w:rPr>
+        <w:t>mysql_schema.sql</w:t>
+      </w:r>
+      <w:proofErr w:type="spellEnd"/>
+      <w:r>
+        <w:rPr>
+          <w:rFonts w:ascii="Times New Roman" w:hAnsi="Times New Roman" w:cs="Times New Roman"/>
+        </w:rPr>
+        <w:t xml:space="preserve">. В </w:t>
+      </w:r>
+      <w:proofErr w:type="spellStart"/>
+      <w:r>
+        <w:rPr>
+          <w:rFonts w:ascii="Times New Roman" w:hAnsi="Times New Roman" w:cs="Times New Roman"/>
+        </w:rPr>
+        <w:t>PostgreSQL</w:t>
+      </w:r>
+      <w:proofErr w:type="spellEnd"/>
+      <w:r>
+        <w:rPr>
+          <w:rFonts w:ascii="Times New Roman" w:hAnsi="Times New Roman" w:cs="Times New Roman"/>
+        </w:rPr>
+        <w:t xml:space="preserve"> для служебных идентификаторов используется </w:t>
+      </w:r>
+      <w:r>
+        <w:rPr>
+          <w:rFonts w:ascii="Times New Roman" w:hAnsi="Times New Roman" w:cs="Times New Roman"/>
+        </w:rPr>
+        <w:lastRenderedPageBreak/>
+        <w:t xml:space="preserve">BIGSERIAL и оператор ON CONFLICT, а в MySQL — BIGINT AUTO_INCREMENT и ON DUPLICATE KEY UPDATE. Также учтены различия в типах данных: </w:t>
+      </w:r>
+      <w:proofErr w:type="spellStart"/>
+      <w:r>
+        <w:rPr>
+          <w:rFonts w:ascii="Times New Roman" w:hAnsi="Times New Roman" w:cs="Times New Roman"/>
+        </w:rPr>
+        <w:t>PostgreSQL</w:t>
+      </w:r>
+      <w:proofErr w:type="spellEnd"/>
+      <w:r>
+        <w:rPr>
+          <w:rFonts w:ascii="Times New Roman" w:hAnsi="Times New Roman" w:cs="Times New Roman"/>
+        </w:rPr>
+        <w:t xml:space="preserve"> использует TEXT и TIMESTAMP, MySQL — LONGTEXT и DATETIME, а для зарезервированного слова </w:t>
+      </w:r>
+      <w:proofErr w:type="spellStart"/>
+      <w:r>
+        <w:rPr>
+          <w:rFonts w:ascii="Times New Roman" w:hAnsi="Times New Roman" w:cs="Times New Roman"/>
+        </w:rPr>
+        <w:t>key</w:t>
+      </w:r>
+      <w:proofErr w:type="spellEnd"/>
+      <w:r>
+        <w:rPr>
+          <w:rFonts w:ascii="Times New Roman" w:hAnsi="Times New Roman" w:cs="Times New Roman"/>
+        </w:rPr>
+        <w:t xml:space="preserve"> в MySQL применяется экранирование. Практическая проверка подключения выполняется утилитой </w:t>
+      </w:r>
+      <w:proofErr w:type="spellStart"/>
+      <w:r>
+        <w:rPr>
+          <w:rFonts w:ascii="Times New Roman" w:hAnsi="Times New Roman" w:cs="Times New Roman"/>
+        </w:rPr>
+        <w:t>DatabaseCli</w:t>
+      </w:r>
+      <w:proofErr w:type="spellEnd"/>
+      <w:r>
+        <w:rPr>
+          <w:rFonts w:ascii="Times New Roman" w:hAnsi="Times New Roman" w:cs="Times New Roman"/>
+        </w:rPr>
+        <w:t xml:space="preserve"> и скриптом </w:t>
+      </w:r>
+      <w:proofErr w:type="spellStart"/>
+      <w:r>
+        <w:rPr>
+          <w:rFonts w:ascii="Times New Roman" w:hAnsi="Times New Roman" w:cs="Times New Roman"/>
+        </w:rPr>
+        <w:t>scripts</w:t>
+      </w:r>
+      <w:proofErr w:type="spellEnd"/>
+      <w:r>
+        <w:rPr>
+          <w:rFonts w:ascii="Times New Roman" w:hAnsi="Times New Roman" w:cs="Times New Roman"/>
+        </w:rPr>
+        <w:t xml:space="preserve">/test_db_connection.sh, а массовое заполнение тестовыми данными — через </w:t>
+      </w:r>
+      <w:proofErr w:type="spellStart"/>
+      <w:r>
+        <w:rPr>
+          <w:rFonts w:ascii="Times New Roman" w:hAnsi="Times New Roman" w:cs="Times New Roman"/>
+        </w:rPr>
+        <w:t>scripts</w:t>
+      </w:r>
+      <w:proofErr w:type="spellEnd"/>
+      <w:r>
+        <w:rPr>
+          <w:rFonts w:ascii="Times New Roman" w:hAnsi="Times New Roman" w:cs="Times New Roman"/>
+        </w:rPr>
+        <w:t>/fill_tasks.sh.</w:t>
+      </w:r>
+    </w:p>
+    <w:p>
+      <w:pPr>
+        <w:spacing w:line="360" w:lineRule="auto"/>
+        <w:jc w:val="both"/>
+        <w:rPr>
+          <w:rFonts w:ascii="Times New Roman" w:hAnsi="Times New Roman" w:cs="Times New Roman"/>
+          <w:lang w:val="en-US"/>
+        </w:rPr>
+      </w:pPr>
+      <w:r>
+        <w:rPr>
+          <w:rFonts w:ascii="Times New Roman" w:hAnsi="Times New Roman" w:cs="Times New Roman"/>
+        </w:rPr>
+        <w:t>В результате приложение сохраняет единый прикладной код и может быть перенастроено на другую СУБД без переписывания пользовательской логики. Это позволяет использовать один и тот же интерфейс работы с задачами при локальном запуске и при работе с полноценной серверной реляционной базой данных.</w:t>
+      </w:r>
+    </w:p>
+    <w:p>
+      <w:pPr>
+        <w:spacing w:line="360" w:lineRule="auto"/>
+        <w:jc w:val="both"/>
+        <w:rPr>
+          <w:rFonts w:ascii="Times New Roman" w:hAnsi="Times New Roman" w:cs="Times New Roman"/>
+          <w:lang w:val="en-US"/>
+        </w:rPr>
+      </w:pPr>
+    </w:p>
+    <w:p>
+      <w:pPr>
+        <w:spacing w:line="360" w:lineRule="auto"/>
+        <w:jc w:val="both"/>
+        <w:rPr>
+          <w:rFonts w:ascii="Times New Roman" w:hAnsi="Times New Roman" w:cs="Times New Roman"/>
+          <w:lang w:val="en-US"/>
+        </w:rPr>
+      </w:pPr>
+      <w:r>
+        <w:rPr>
+          <w:rFonts w:ascii="Times New Roman" w:hAnsi="Times New Roman" w:cs="Times New Roman"/>
+          <w:lang w:val="en-US"/>
+        </w:rPr>
+        <w:drawing>
+          <wp:inline distT="0" distB="0" distL="0" distR="0" wp14:anchorId="67253A9D" wp14:editId="4365D757">
+            <wp:extent cx="5940425" cy="3413760"/>
+            <wp:effectExtent l="0" t="0" r="3175" b="2540"/>
+            <wp:docPr id="1814676869" name="Рисунок 1"/>
+            <wp:cNvGraphicFramePr>
+              <a:graphicFrameLocks xmlns:a="http://schemas.openxmlformats.org/drawingml/2006/main" noChangeAspect="1"/>
+            </wp:cNvGraphicFramePr>
+            <a:graphic xmlns:a="http://schemas.openxmlformats.org/drawingml/2006/main">
+              <a:graphicData uri="http://schemas.openxmlformats.org/drawingml/2006/picture">
+                <pic:pic xmlns:pic="http://schemas.openxmlformats.org/drawingml/2006/picture">
+                  <pic:nvPicPr>
+                    <pic:cNvPr id="1814676869" name=""/>
+                    <pic:cNvPicPr/>
+                  </pic:nvPicPr>
+                  <pic:blipFill>
+                    <a:blip r:embed="rId12"/>
+                    <a:stretch>
+                      <a:fillRect/>
+                    </a:stretch>
+                  </pic:blipFill>
+                  <pic:spPr>
+                    <a:xfrm>
+                      <a:off x="0" y="0"/>
+                      <a:ext cx="5940425" cy="3413760"/>
+                    </a:xfrm>
+                    <a:prstGeom prst="rect">
+                      <a:avLst/>
+                    </a:prstGeom>
+                  </pic:spPr>
+                </pic:pic>
+              </a:graphicData>
+            </a:graphic>
+          </wp:inline>
+        </w:drawing>
+      </w:r>
+    </w:p>
+    <w:p>
+      <w:pPr>
+        <w:spacing w:line="360" w:lineRule="auto"/>
+        <w:jc w:val="center"/>
+        <w:rPr>
+          <w:rFonts w:ascii="Times New Roman" w:hAnsi="Times New Roman" w:cs="Times New Roman"/>
+        </w:rPr>
+      </w:pPr>
+      <w:r>
+        <w:rPr>
+          <w:rFonts w:ascii="Times New Roman" w:hAnsi="Times New Roman" w:cs="Times New Roman"/>
+        </w:rPr>
+        <w:t>Рисунок 4 – схема подключения</w:t>
+      </w:r>
     </w:p>
     <w:p>
       <w:pPr>
         <w:pStyle w:val="1"/>
+        <w:spacing w:line="360" w:lineRule="auto"/>
         <w:rPr>
           <w:rFonts w:ascii="Times New Roman" w:hAnsi="Times New Roman" w:cs="Times New Roman"/>
           <w:b/>
@@ -13844,7 +14299,7 @@
           <w:szCs w:val="28"/>
         </w:rPr>
       </w:pPr>
-      <w:bookmarkStart w:id="21" w:name="_Toc229988263"/>
+      <w:bookmarkStart w:id="22" w:name="_Toc229988264"/>
       <w:r>
         <w:rPr>
           <w:rFonts w:ascii="Times New Roman" w:hAnsi="Times New Roman" w:cs="Times New Roman"/>
@@ -13854,493 +14309,105 @@
           <w:sz w:val="28"/>
           <w:szCs w:val="28"/>
         </w:rPr>
-        <w:t>Использование БД и СУБД в проекте</w:t>
-      </w:r>
-      <w:bookmarkEnd w:id="21"/>
-    </w:p>
-    <w:p>
-      <w:pPr>
+        <w:t>Результаты проверки подключения к СУБД</w:t>
+      </w:r>
+      <w:bookmarkEnd w:id="22"/>
+    </w:p>
+    <w:p>
+      <w:pPr>
+        <w:spacing w:line="360" w:lineRule="auto"/>
         <w:jc w:val="both"/>
         <w:rPr>
           <w:rFonts w:ascii="Times New Roman" w:hAnsi="Times New Roman" w:cs="Times New Roman"/>
-        </w:rPr>
-      </w:pPr>
-      <w:r>
-        <w:rPr>
-          <w:rFonts w:ascii="Times New Roman" w:hAnsi="Times New Roman" w:cs="Times New Roman"/>
-        </w:rPr>
-        <w:t xml:space="preserve">В проекте </w:t>
+          <w:color w:val="000000" w:themeColor="text1"/>
+          <w:sz w:val="28"/>
+          <w:szCs w:val="28"/>
+        </w:rPr>
+      </w:pPr>
+      <w:r>
+        <w:rPr>
+          <w:rFonts w:ascii="Times New Roman" w:hAnsi="Times New Roman" w:cs="Times New Roman"/>
+          <w:color w:val="000000" w:themeColor="text1"/>
+          <w:sz w:val="28"/>
+          <w:szCs w:val="28"/>
+        </w:rPr>
+        <w:t xml:space="preserve">Ниже приведены результаты реальной проверки проекта через JDBC и консольные скрипты. Для </w:t>
       </w:r>
       <w:proofErr w:type="spellStart"/>
       <w:r>
         <w:rPr>
           <w:rFonts w:ascii="Times New Roman" w:hAnsi="Times New Roman" w:cs="Times New Roman"/>
-        </w:rPr>
-        <w:t>ToDoList</w:t>
+          <w:color w:val="000000" w:themeColor="text1"/>
+          <w:sz w:val="28"/>
+          <w:szCs w:val="28"/>
+        </w:rPr>
+        <w:t>SQLite</w:t>
       </w:r>
       <w:proofErr w:type="spellEnd"/>
       <w:r>
         <w:rPr>
           <w:rFonts w:ascii="Times New Roman" w:hAnsi="Times New Roman" w:cs="Times New Roman"/>
-        </w:rPr>
-        <w:t xml:space="preserve"> слой хранения данных построен на JDBC и вынесен в пакет </w:t>
+          <w:color w:val="000000" w:themeColor="text1"/>
+          <w:sz w:val="28"/>
+          <w:szCs w:val="28"/>
+        </w:rPr>
+        <w:t xml:space="preserve">, </w:t>
       </w:r>
       <w:proofErr w:type="spellStart"/>
       <w:r>
         <w:rPr>
           <w:rFonts w:ascii="Times New Roman" w:hAnsi="Times New Roman" w:cs="Times New Roman"/>
-        </w:rPr>
-        <w:t>repository</w:t>
+          <w:color w:val="000000" w:themeColor="text1"/>
+          <w:sz w:val="28"/>
+          <w:szCs w:val="28"/>
+        </w:rPr>
+        <w:t>PostgreSQL</w:t>
       </w:r>
       <w:proofErr w:type="spellEnd"/>
       <w:r>
         <w:rPr>
           <w:rFonts w:ascii="Times New Roman" w:hAnsi="Times New Roman" w:cs="Times New Roman"/>
-        </w:rPr>
-        <w:t xml:space="preserve">. По умолчанию приложение может работать с локальной </w:t>
+          <w:color w:val="000000" w:themeColor="text1"/>
+          <w:sz w:val="28"/>
+          <w:szCs w:val="28"/>
+        </w:rPr>
+        <w:t xml:space="preserve"> и MySQL был выполнен сценарий </w:t>
       </w:r>
       <w:proofErr w:type="spellStart"/>
       <w:r>
         <w:rPr>
           <w:rFonts w:ascii="Times New Roman" w:hAnsi="Times New Roman" w:cs="Times New Roman"/>
-        </w:rPr>
-        <w:t>SQLite</w:t>
+          <w:color w:val="000000" w:themeColor="text1"/>
+          <w:sz w:val="28"/>
+          <w:szCs w:val="28"/>
+        </w:rPr>
+        <w:t>probe</w:t>
       </w:r>
       <w:proofErr w:type="spellEnd"/>
       <w:r>
         <w:rPr>
           <w:rFonts w:ascii="Times New Roman" w:hAnsi="Times New Roman" w:cs="Times New Roman"/>
-        </w:rPr>
-        <w:t xml:space="preserve">, но для выполнения задания по курсу баз данных архитектура была расширена под две серверные реляционные СУБД: </w:t>
-      </w:r>
-      <w:proofErr w:type="spellStart"/>
-      <w:r>
-        <w:rPr>
-          <w:rFonts w:ascii="Times New Roman" w:hAnsi="Times New Roman" w:cs="Times New Roman"/>
-        </w:rPr>
-        <w:t>PostgreSQL</w:t>
-      </w:r>
-      <w:proofErr w:type="spellEnd"/>
-      <w:r>
-        <w:rPr>
-          <w:rFonts w:ascii="Times New Roman" w:hAnsi="Times New Roman" w:cs="Times New Roman"/>
-        </w:rPr>
-        <w:t xml:space="preserve"> и MySQL. Переключение между ними выполняется через файл </w:t>
-      </w:r>
-      <w:proofErr w:type="spellStart"/>
-      <w:r>
-        <w:rPr>
-          <w:rFonts w:ascii="Times New Roman" w:hAnsi="Times New Roman" w:cs="Times New Roman"/>
-        </w:rPr>
-        <w:t>data</w:t>
-      </w:r>
-      <w:proofErr w:type="spellEnd"/>
-      <w:r>
-        <w:rPr>
-          <w:rFonts w:ascii="Times New Roman" w:hAnsi="Times New Roman" w:cs="Times New Roman"/>
-        </w:rPr>
-        <w:t>/</w:t>
-      </w:r>
-      <w:proofErr w:type="spellStart"/>
-      <w:r>
-        <w:rPr>
-          <w:rFonts w:ascii="Times New Roman" w:hAnsi="Times New Roman" w:cs="Times New Roman"/>
-        </w:rPr>
-        <w:t>db.properties</w:t>
-      </w:r>
-      <w:proofErr w:type="spellEnd"/>
-      <w:r>
-        <w:rPr>
-          <w:rFonts w:ascii="Times New Roman" w:hAnsi="Times New Roman" w:cs="Times New Roman"/>
-        </w:rPr>
-        <w:t>, где задаются тип БД, адрес сервера, порт, имя базы, логин и пароль.</w:t>
-      </w:r>
-    </w:p>
-    <w:p>
-      <w:pPr>
-        <w:jc w:val="both"/>
-        <w:rPr>
-          <w:rFonts w:ascii="Times New Roman" w:hAnsi="Times New Roman" w:cs="Times New Roman"/>
-        </w:rPr>
-      </w:pPr>
-      <w:r>
-        <w:rPr>
-          <w:rFonts w:ascii="Times New Roman" w:hAnsi="Times New Roman" w:cs="Times New Roman"/>
-        </w:rPr>
-        <w:t xml:space="preserve">Единый интерфейс доступа к данным сохранён за счёт DAO-подхода. В проект был добавлен интерфейс </w:t>
-      </w:r>
-      <w:proofErr w:type="spellStart"/>
-      <w:r>
-        <w:rPr>
-          <w:rFonts w:ascii="Times New Roman" w:hAnsi="Times New Roman" w:cs="Times New Roman"/>
-        </w:rPr>
-        <w:t>TaskDao</w:t>
-      </w:r>
-      <w:proofErr w:type="spellEnd"/>
-      <w:r>
-        <w:rPr>
-          <w:rFonts w:ascii="Times New Roman" w:hAnsi="Times New Roman" w:cs="Times New Roman"/>
-        </w:rPr>
-        <w:t xml:space="preserve">, который определяет базовые операции с задачами: сохранение, чтение, поиск, обновление и удаление. Класс </w:t>
-      </w:r>
-      <w:proofErr w:type="spellStart"/>
-      <w:r>
-        <w:rPr>
-          <w:rFonts w:ascii="Times New Roman" w:hAnsi="Times New Roman" w:cs="Times New Roman"/>
-        </w:rPr>
-        <w:t>DatabaseManager</w:t>
-      </w:r>
-      <w:proofErr w:type="spellEnd"/>
-      <w:r>
-        <w:rPr>
-          <w:rFonts w:ascii="Times New Roman" w:hAnsi="Times New Roman" w:cs="Times New Roman"/>
-        </w:rPr>
-        <w:t xml:space="preserve"> выступает общей реализацией этого интерфейса, а класс </w:t>
-      </w:r>
-      <w:proofErr w:type="spellStart"/>
-      <w:r>
-        <w:rPr>
-          <w:rFonts w:ascii="Times New Roman" w:hAnsi="Times New Roman" w:cs="Times New Roman"/>
-        </w:rPr>
-        <w:t>ConnectionFactory</w:t>
-      </w:r>
-      <w:proofErr w:type="spellEnd"/>
-      <w:r>
-        <w:rPr>
-          <w:rFonts w:ascii="Times New Roman" w:hAnsi="Times New Roman" w:cs="Times New Roman"/>
-        </w:rPr>
-        <w:t xml:space="preserve"> отвечает за создание JDBC-соединения. Для учёта различий между SQL-диалектами используется перечисление </w:t>
-      </w:r>
-      <w:proofErr w:type="spellStart"/>
-      <w:r>
-        <w:rPr>
-          <w:rFonts w:ascii="Times New Roman" w:hAnsi="Times New Roman" w:cs="Times New Roman"/>
-        </w:rPr>
-        <w:t>SqlDialect</w:t>
-      </w:r>
-      <w:proofErr w:type="spellEnd"/>
-      <w:r>
-        <w:rPr>
-          <w:rFonts w:ascii="Times New Roman" w:hAnsi="Times New Roman" w:cs="Times New Roman"/>
-        </w:rPr>
-        <w:t xml:space="preserve">: оно выбирает нужный синтаксис UPSERT, INSERT IGNORE, </w:t>
-      </w:r>
-      <w:proofErr w:type="spellStart"/>
-      <w:r>
-        <w:rPr>
-          <w:rFonts w:ascii="Times New Roman" w:hAnsi="Times New Roman" w:cs="Times New Roman"/>
-        </w:rPr>
-        <w:t>автоинкремента</w:t>
-      </w:r>
-      <w:proofErr w:type="spellEnd"/>
-      <w:r>
-        <w:rPr>
-          <w:rFonts w:ascii="Times New Roman" w:hAnsi="Times New Roman" w:cs="Times New Roman"/>
-        </w:rPr>
-        <w:t xml:space="preserve"> и миграций схемы.</w:t>
-      </w:r>
-    </w:p>
-    <w:p>
-      <w:pPr>
-        <w:jc w:val="both"/>
-        <w:rPr>
-          <w:rFonts w:ascii="Times New Roman" w:hAnsi="Times New Roman" w:cs="Times New Roman"/>
-        </w:rPr>
-      </w:pPr>
-      <w:r>
-        <w:rPr>
-          <w:rFonts w:ascii="Times New Roman" w:hAnsi="Times New Roman" w:cs="Times New Roman"/>
-        </w:rPr>
-        <w:t xml:space="preserve">Для </w:t>
-      </w:r>
-      <w:proofErr w:type="spellStart"/>
-      <w:r>
-        <w:rPr>
-          <w:rFonts w:ascii="Times New Roman" w:hAnsi="Times New Roman" w:cs="Times New Roman"/>
-        </w:rPr>
-        <w:t>PostgreSQL</w:t>
-      </w:r>
-      <w:proofErr w:type="spellEnd"/>
-      <w:r>
-        <w:rPr>
-          <w:rFonts w:ascii="Times New Roman" w:hAnsi="Times New Roman" w:cs="Times New Roman"/>
-        </w:rPr>
-        <w:t xml:space="preserve"> и MySQL подготовлены отдельные SQL-схемы: </w:t>
-      </w:r>
-      <w:proofErr w:type="spellStart"/>
-      <w:r>
-        <w:rPr>
-          <w:rFonts w:ascii="Times New Roman" w:hAnsi="Times New Roman" w:cs="Times New Roman"/>
-        </w:rPr>
-        <w:t>sql</w:t>
-      </w:r>
-      <w:proofErr w:type="spellEnd"/>
-      <w:r>
-        <w:rPr>
-          <w:rFonts w:ascii="Times New Roman" w:hAnsi="Times New Roman" w:cs="Times New Roman"/>
-        </w:rPr>
-        <w:t>/</w:t>
-      </w:r>
-      <w:proofErr w:type="spellStart"/>
-      <w:r>
-        <w:rPr>
-          <w:rFonts w:ascii="Times New Roman" w:hAnsi="Times New Roman" w:cs="Times New Roman"/>
-        </w:rPr>
-        <w:t>postgresql_schema.sql</w:t>
-      </w:r>
-      <w:proofErr w:type="spellEnd"/>
-      <w:r>
-        <w:rPr>
-          <w:rFonts w:ascii="Times New Roman" w:hAnsi="Times New Roman" w:cs="Times New Roman"/>
-        </w:rPr>
-        <w:t xml:space="preserve"> и </w:t>
-      </w:r>
-      <w:proofErr w:type="spellStart"/>
-      <w:r>
-        <w:rPr>
-          <w:rFonts w:ascii="Times New Roman" w:hAnsi="Times New Roman" w:cs="Times New Roman"/>
-        </w:rPr>
-        <w:t>sql</w:t>
-      </w:r>
-      <w:proofErr w:type="spellEnd"/>
-      <w:r>
-        <w:rPr>
-          <w:rFonts w:ascii="Times New Roman" w:hAnsi="Times New Roman" w:cs="Times New Roman"/>
-        </w:rPr>
-        <w:t>/</w:t>
-      </w:r>
-      <w:proofErr w:type="spellStart"/>
-      <w:r>
-        <w:rPr>
-          <w:rFonts w:ascii="Times New Roman" w:hAnsi="Times New Roman" w:cs="Times New Roman"/>
-        </w:rPr>
-        <w:t>mysql_schema.sql</w:t>
-      </w:r>
-      <w:proofErr w:type="spellEnd"/>
-      <w:r>
-        <w:rPr>
-          <w:rFonts w:ascii="Times New Roman" w:hAnsi="Times New Roman" w:cs="Times New Roman"/>
-        </w:rPr>
-        <w:t xml:space="preserve">. В </w:t>
-      </w:r>
-      <w:proofErr w:type="spellStart"/>
-      <w:r>
-        <w:rPr>
-          <w:rFonts w:ascii="Times New Roman" w:hAnsi="Times New Roman" w:cs="Times New Roman"/>
-        </w:rPr>
-        <w:t>PostgreSQL</w:t>
-      </w:r>
-      <w:proofErr w:type="spellEnd"/>
-      <w:r>
-        <w:rPr>
-          <w:rFonts w:ascii="Times New Roman" w:hAnsi="Times New Roman" w:cs="Times New Roman"/>
-        </w:rPr>
-        <w:t xml:space="preserve"> для служебных идентификаторов используется BIGSERIAL и оператор ON CONFLICT, а в MySQL — BIGINT AUTO_INCREMENT и ON DUPLICATE KEY UPDATE. Также учтены различия в типах данных: </w:t>
-      </w:r>
-      <w:proofErr w:type="spellStart"/>
-      <w:r>
-        <w:rPr>
-          <w:rFonts w:ascii="Times New Roman" w:hAnsi="Times New Roman" w:cs="Times New Roman"/>
-        </w:rPr>
-        <w:t>PostgreSQL</w:t>
-      </w:r>
-      <w:proofErr w:type="spellEnd"/>
-      <w:r>
-        <w:rPr>
-          <w:rFonts w:ascii="Times New Roman" w:hAnsi="Times New Roman" w:cs="Times New Roman"/>
-        </w:rPr>
-        <w:t xml:space="preserve"> использует TEXT и TIMESTAMP, MySQL — LONGTEXT и DATETIME, а для зарезервированного слова </w:t>
-      </w:r>
-      <w:proofErr w:type="spellStart"/>
-      <w:r>
-        <w:rPr>
-          <w:rFonts w:ascii="Times New Roman" w:hAnsi="Times New Roman" w:cs="Times New Roman"/>
-        </w:rPr>
-        <w:t>key</w:t>
-      </w:r>
-      <w:proofErr w:type="spellEnd"/>
-      <w:r>
-        <w:rPr>
-          <w:rFonts w:ascii="Times New Roman" w:hAnsi="Times New Roman" w:cs="Times New Roman"/>
-        </w:rPr>
-        <w:t xml:space="preserve"> в MySQL применяется экранирование. Практическая проверка подключения выполняется утилитой </w:t>
-      </w:r>
-      <w:proofErr w:type="spellStart"/>
-      <w:r>
-        <w:rPr>
-          <w:rFonts w:ascii="Times New Roman" w:hAnsi="Times New Roman" w:cs="Times New Roman"/>
-        </w:rPr>
-        <w:t>DatabaseCli</w:t>
-      </w:r>
-      <w:proofErr w:type="spellEnd"/>
-      <w:r>
-        <w:rPr>
-          <w:rFonts w:ascii="Times New Roman" w:hAnsi="Times New Roman" w:cs="Times New Roman"/>
-        </w:rPr>
-        <w:t xml:space="preserve"> и скриптом </w:t>
-      </w:r>
-      <w:proofErr w:type="spellStart"/>
-      <w:r>
-        <w:rPr>
-          <w:rFonts w:ascii="Times New Roman" w:hAnsi="Times New Roman" w:cs="Times New Roman"/>
-        </w:rPr>
-        <w:t>scripts</w:t>
-      </w:r>
-      <w:proofErr w:type="spellEnd"/>
-      <w:r>
-        <w:rPr>
-          <w:rFonts w:ascii="Times New Roman" w:hAnsi="Times New Roman" w:cs="Times New Roman"/>
-        </w:rPr>
-        <w:t xml:space="preserve">/test_db_connection.sh, а массовое заполнение тестовыми данными — через </w:t>
-      </w:r>
-      <w:proofErr w:type="spellStart"/>
-      <w:r>
-        <w:rPr>
-          <w:rFonts w:ascii="Times New Roman" w:hAnsi="Times New Roman" w:cs="Times New Roman"/>
-        </w:rPr>
-        <w:t>scripts</w:t>
-      </w:r>
-      <w:proofErr w:type="spellEnd"/>
-      <w:r>
-        <w:rPr>
-          <w:rFonts w:ascii="Times New Roman" w:hAnsi="Times New Roman" w:cs="Times New Roman"/>
-        </w:rPr>
-        <w:t>/fill_tasks.sh.</w:t>
-      </w:r>
-    </w:p>
-    <w:p>
-      <w:pPr>
-        <w:jc w:val="both"/>
-        <w:rPr>
-          <w:rFonts w:ascii="Times New Roman" w:hAnsi="Times New Roman" w:cs="Times New Roman"/>
-        </w:rPr>
-      </w:pPr>
-      <w:r>
-        <w:rPr>
-          <w:rFonts w:ascii="Times New Roman" w:hAnsi="Times New Roman" w:cs="Times New Roman"/>
-        </w:rPr>
-        <w:t>В результате приложение сохраняет единый прикладной код и может быть перенастроено на другую СУБД без переписывания пользовательской логики. Это позволяет использовать один и тот же интерфейс работы с задачами при локальном запуске и при работе с полноценной серверной реляционной базой данных.</w:t>
-      </w:r>
-    </w:p>
-    <w:p>
-      <w:pPr>
-        <w:pStyle w:val="1"/>
-        <w:rPr>
-          <w:rFonts w:ascii="Times New Roman" w:hAnsi="Times New Roman" w:cs="Times New Roman"/>
-          <w:b/>
-          <w:bCs/>
           <w:color w:val="000000" w:themeColor="text1"/>
           <w:sz w:val="28"/>
           <w:szCs w:val="28"/>
         </w:rPr>
-      </w:pPr>
-      <w:bookmarkStart w:id="22" w:name="_Toc229988264"/>
-      <w:r>
-        <w:rPr>
-          <w:rFonts w:ascii="Times New Roman" w:hAnsi="Times New Roman" w:cs="Times New Roman"/>
-          <w:b/>
-          <w:bCs/>
-          <w:color w:val="000000" w:themeColor="text1"/>
-          <w:sz w:val="28"/>
-          <w:szCs w:val="28"/>
+        <w:t>: создание временной таблицы, вставка записи, чтение данных и удаление таблицы. Это подтверждает, что приложение действительно работает с несколькими СУБД, а не только содержит подготовленный код подключения.</w:t>
+      </w:r>
+    </w:p>
+    <w:p>
+      <w:pPr>
+        <w:spacing w:line="360" w:lineRule="auto"/>
+        <w:jc w:val="center"/>
+        <w:rPr>
+          <w:rFonts w:ascii="Times New Roman" w:hAnsi="Times New Roman" w:cs="Times New Roman"/>
+        </w:rPr>
+      </w:pPr>
+      <w:r>
+        <w:rPr>
+          <w:rFonts w:ascii="Times New Roman" w:hAnsi="Times New Roman" w:cs="Times New Roman"/>
+          <w:noProof/>
         </w:rPr>
         <w:lastRenderedPageBreak/>
-        <w:t>Результаты проверки подключения к СУБД</w:t>
-      </w:r>
-      <w:bookmarkEnd w:id="22"/>
-    </w:p>
-    <w:p>
-      <w:pPr>
-        <w:jc w:val="both"/>
-        <w:rPr>
-          <w:rFonts w:ascii="Times New Roman" w:hAnsi="Times New Roman" w:cs="Times New Roman"/>
-          <w:color w:val="000000" w:themeColor="text1"/>
-          <w:sz w:val="28"/>
-          <w:szCs w:val="28"/>
-        </w:rPr>
-      </w:pPr>
-      <w:r>
-        <w:rPr>
-          <w:rFonts w:ascii="Times New Roman" w:hAnsi="Times New Roman" w:cs="Times New Roman"/>
-          <w:color w:val="000000" w:themeColor="text1"/>
-          <w:sz w:val="28"/>
-          <w:szCs w:val="28"/>
-        </w:rPr>
-        <w:t xml:space="preserve">Ниже приведены результаты реальной проверки проекта через JDBC и консольные скрипты. Для </w:t>
-      </w:r>
-      <w:proofErr w:type="spellStart"/>
-      <w:r>
-        <w:rPr>
-          <w:rFonts w:ascii="Times New Roman" w:hAnsi="Times New Roman" w:cs="Times New Roman"/>
-          <w:color w:val="000000" w:themeColor="text1"/>
-          <w:sz w:val="28"/>
-          <w:szCs w:val="28"/>
-        </w:rPr>
-        <w:t>SQLite</w:t>
-      </w:r>
-      <w:proofErr w:type="spellEnd"/>
-      <w:r>
-        <w:rPr>
-          <w:rFonts w:ascii="Times New Roman" w:hAnsi="Times New Roman" w:cs="Times New Roman"/>
-          <w:color w:val="000000" w:themeColor="text1"/>
-          <w:sz w:val="28"/>
-          <w:szCs w:val="28"/>
-        </w:rPr>
-        <w:t xml:space="preserve">, </w:t>
-      </w:r>
-      <w:proofErr w:type="spellStart"/>
-      <w:r>
-        <w:rPr>
-          <w:rFonts w:ascii="Times New Roman" w:hAnsi="Times New Roman" w:cs="Times New Roman"/>
-          <w:color w:val="000000" w:themeColor="text1"/>
-          <w:sz w:val="28"/>
-          <w:szCs w:val="28"/>
-        </w:rPr>
-        <w:t>PostgreSQL</w:t>
-      </w:r>
-      <w:proofErr w:type="spellEnd"/>
-      <w:r>
-        <w:rPr>
-          <w:rFonts w:ascii="Times New Roman" w:hAnsi="Times New Roman" w:cs="Times New Roman"/>
-          <w:color w:val="000000" w:themeColor="text1"/>
-          <w:sz w:val="28"/>
-          <w:szCs w:val="28"/>
-        </w:rPr>
-        <w:t xml:space="preserve"> и MySQL был выполнен сценарий </w:t>
-      </w:r>
-      <w:proofErr w:type="spellStart"/>
-      <w:r>
-        <w:rPr>
-          <w:rFonts w:ascii="Times New Roman" w:hAnsi="Times New Roman" w:cs="Times New Roman"/>
-          <w:color w:val="000000" w:themeColor="text1"/>
-          <w:sz w:val="28"/>
-          <w:szCs w:val="28"/>
-        </w:rPr>
-        <w:t>probe</w:t>
-      </w:r>
-      <w:proofErr w:type="spellEnd"/>
-      <w:r>
-        <w:rPr>
-          <w:rFonts w:ascii="Times New Roman" w:hAnsi="Times New Roman" w:cs="Times New Roman"/>
-          <w:color w:val="000000" w:themeColor="text1"/>
-          <w:sz w:val="28"/>
-          <w:szCs w:val="28"/>
-        </w:rPr>
-        <w:t>: создание временной таблицы, вставка записи, чтение данных и удаление таблицы. Это подтверждает, что приложение действительно работает с несколькими СУБД, а не только содержит подготовленный код подключения.</w:t>
-      </w:r>
-    </w:p>
-    <w:p>
-      <w:pPr>
-        <w:jc w:val="center"/>
-        <w:rPr>
-          <w:rFonts w:ascii="Times New Roman" w:hAnsi="Times New Roman" w:cs="Times New Roman"/>
-        </w:rPr>
-      </w:pPr>
-      <w:r>
-        <w:rPr>
-          <w:rFonts w:ascii="Times New Roman" w:hAnsi="Times New Roman" w:cs="Times New Roman"/>
-          <w:noProof/>
-        </w:rPr>
         <w:drawing>
           <wp:inline distT="0" distB="0" distL="0" distR="0" wp14:anchorId="648E141B" wp14:editId="39A64EF6">
             <wp:extent cx="5760720" cy="938174"/>
@@ -14354,83 +14421,6 @@
                 <pic:pic xmlns:pic="http://schemas.openxmlformats.org/drawingml/2006/picture">
                   <pic:nvPicPr>
                     <pic:cNvPr id="0" name="sqlite_probe.png"/>
-                    <pic:cNvPicPr/>
-                  </pic:nvPicPr>
-                  <pic:blipFill>
-                    <a:blip r:embed="rId12"/>
-                    <a:stretch>
-                      <a:fillRect/>
-                    </a:stretch>
-                  </pic:blipFill>
-                  <pic:spPr>
-                    <a:xfrm>
-                      <a:off x="0" y="0"/>
-                      <a:ext cx="5760720" cy="938174"/>
-                    </a:xfrm>
-                    <a:prstGeom prst="rect">
-                      <a:avLst/>
-                    </a:prstGeom>
-                  </pic:spPr>
-                </pic:pic>
-              </a:graphicData>
-            </a:graphic>
-          </wp:inline>
-        </w:drawing>
-      </w:r>
-    </w:p>
-    <w:p>
-      <w:pPr>
-        <w:jc w:val="center"/>
-        <w:rPr>
-          <w:rFonts w:ascii="Times New Roman" w:hAnsi="Times New Roman" w:cs="Times New Roman"/>
-        </w:rPr>
-      </w:pPr>
-      <w:r>
-        <w:rPr>
-          <w:rFonts w:ascii="Times New Roman" w:hAnsi="Times New Roman" w:cs="Times New Roman"/>
-        </w:rPr>
-        <w:t xml:space="preserve">Рисунок 4 – Проверка подключения проекта к </w:t>
-      </w:r>
-      <w:proofErr w:type="spellStart"/>
-      <w:r>
-        <w:rPr>
-          <w:rFonts w:ascii="Times New Roman" w:hAnsi="Times New Roman" w:cs="Times New Roman"/>
-        </w:rPr>
-        <w:t>SQLite</w:t>
-      </w:r>
-      <w:proofErr w:type="spellEnd"/>
-      <w:r>
-        <w:rPr>
-          <w:rFonts w:ascii="Times New Roman" w:hAnsi="Times New Roman" w:cs="Times New Roman"/>
-        </w:rPr>
-        <w:t>.</w:t>
-      </w:r>
-    </w:p>
-    <w:p>
-      <w:pPr>
-        <w:jc w:val="center"/>
-        <w:rPr>
-          <w:rFonts w:ascii="Times New Roman" w:hAnsi="Times New Roman" w:cs="Times New Roman"/>
-        </w:rPr>
-      </w:pPr>
-      <w:r>
-        <w:rPr>
-          <w:rFonts w:ascii="Times New Roman" w:hAnsi="Times New Roman" w:cs="Times New Roman"/>
-          <w:noProof/>
-        </w:rPr>
-        <w:drawing>
-          <wp:inline distT="0" distB="0" distL="0" distR="0" wp14:anchorId="3C301693" wp14:editId="1BDECBC3">
-            <wp:extent cx="5760720" cy="938174"/>
-            <wp:effectExtent l="0" t="0" r="0" b="0"/>
-            <wp:docPr id="1844778998" name="Picture 1844778998"/>
-            <wp:cNvGraphicFramePr>
-              <a:graphicFrameLocks xmlns:a="http://schemas.openxmlformats.org/drawingml/2006/main" noChangeAspect="1"/>
-            </wp:cNvGraphicFramePr>
-            <a:graphic xmlns:a="http://schemas.openxmlformats.org/drawingml/2006/main">
-              <a:graphicData uri="http://schemas.openxmlformats.org/drawingml/2006/picture">
-                <pic:pic xmlns:pic="http://schemas.openxmlformats.org/drawingml/2006/picture">
-                  <pic:nvPicPr>
-                    <pic:cNvPr id="0" name="postgresql_probe.png"/>
                     <pic:cNvPicPr/>
                   </pic:nvPicPr>
                   <pic:blipFill>
@@ -14457,6 +14447,7 @@
     </w:p>
     <w:p>
       <w:pPr>
+        <w:spacing w:line="360" w:lineRule="auto"/>
         <w:jc w:val="center"/>
         <w:rPr>
           <w:rFonts w:ascii="Times New Roman" w:hAnsi="Times New Roman" w:cs="Times New Roman"/>
@@ -14466,14 +14457,14 @@
         <w:rPr>
           <w:rFonts w:ascii="Times New Roman" w:hAnsi="Times New Roman" w:cs="Times New Roman"/>
         </w:rPr>
-        <w:t xml:space="preserve">Рисунок 5 – Проверка подключения проекта к </w:t>
+        <w:t xml:space="preserve">Рисунок 4 – Проверка подключения проекта к </w:t>
       </w:r>
       <w:proofErr w:type="spellStart"/>
       <w:r>
         <w:rPr>
           <w:rFonts w:ascii="Times New Roman" w:hAnsi="Times New Roman" w:cs="Times New Roman"/>
         </w:rPr>
-        <w:t>PostgreSQL</w:t>
+        <w:t>SQLite</w:t>
       </w:r>
       <w:proofErr w:type="spellEnd"/>
       <w:r>
@@ -14485,6 +14476,7 @@
     </w:p>
     <w:p>
       <w:pPr>
+        <w:spacing w:line="360" w:lineRule="auto"/>
         <w:jc w:val="center"/>
         <w:rPr>
           <w:rFonts w:ascii="Times New Roman" w:hAnsi="Times New Roman" w:cs="Times New Roman"/>
@@ -14496,10 +14488,10 @@
           <w:noProof/>
         </w:rPr>
         <w:drawing>
-          <wp:inline distT="0" distB="0" distL="0" distR="0" wp14:anchorId="4D3BC0D2" wp14:editId="08610EFC">
+          <wp:inline distT="0" distB="0" distL="0" distR="0" wp14:anchorId="3C301693" wp14:editId="1BDECBC3">
             <wp:extent cx="5760720" cy="938174"/>
             <wp:effectExtent l="0" t="0" r="0" b="0"/>
-            <wp:docPr id="1844778999" name="Picture 1844778999"/>
+            <wp:docPr id="1844778998" name="Picture 1844778998"/>
             <wp:cNvGraphicFramePr>
               <a:graphicFrameLocks xmlns:a="http://schemas.openxmlformats.org/drawingml/2006/main" noChangeAspect="1"/>
             </wp:cNvGraphicFramePr>
@@ -14507,7 +14499,7 @@
               <a:graphicData uri="http://schemas.openxmlformats.org/drawingml/2006/picture">
                 <pic:pic xmlns:pic="http://schemas.openxmlformats.org/drawingml/2006/picture">
                   <pic:nvPicPr>
-                    <pic:cNvPr id="0" name="mysql_probe.png"/>
+                    <pic:cNvPr id="0" name="postgresql_probe.png"/>
                     <pic:cNvPicPr/>
                   </pic:nvPicPr>
                   <pic:blipFill>
@@ -14534,6 +14526,7 @@
     </w:p>
     <w:p>
       <w:pPr>
+        <w:spacing w:line="360" w:lineRule="auto"/>
         <w:jc w:val="center"/>
         <w:rPr>
           <w:rFonts w:ascii="Times New Roman" w:hAnsi="Times New Roman" w:cs="Times New Roman"/>
@@ -14543,11 +14536,91 @@
         <w:rPr>
           <w:rFonts w:ascii="Times New Roman" w:hAnsi="Times New Roman" w:cs="Times New Roman"/>
         </w:rPr>
+        <w:t xml:space="preserve">Рисунок 5 – Проверка подключения проекта к </w:t>
+      </w:r>
+      <w:proofErr w:type="spellStart"/>
+      <w:r>
+        <w:rPr>
+          <w:rFonts w:ascii="Times New Roman" w:hAnsi="Times New Roman" w:cs="Times New Roman"/>
+        </w:rPr>
+        <w:t>PostgreSQL</w:t>
+      </w:r>
+      <w:proofErr w:type="spellEnd"/>
+      <w:r>
+        <w:rPr>
+          <w:rFonts w:ascii="Times New Roman" w:hAnsi="Times New Roman" w:cs="Times New Roman"/>
+        </w:rPr>
+        <w:t>.</w:t>
+      </w:r>
+    </w:p>
+    <w:p>
+      <w:pPr>
+        <w:spacing w:line="360" w:lineRule="auto"/>
+        <w:jc w:val="center"/>
+        <w:rPr>
+          <w:rFonts w:ascii="Times New Roman" w:hAnsi="Times New Roman" w:cs="Times New Roman"/>
+        </w:rPr>
+      </w:pPr>
+      <w:r>
+        <w:rPr>
+          <w:rFonts w:ascii="Times New Roman" w:hAnsi="Times New Roman" w:cs="Times New Roman"/>
+          <w:noProof/>
+        </w:rPr>
+        <w:drawing>
+          <wp:inline distT="0" distB="0" distL="0" distR="0" wp14:anchorId="4D3BC0D2" wp14:editId="08610EFC">
+            <wp:extent cx="5760720" cy="938174"/>
+            <wp:effectExtent l="0" t="0" r="0" b="0"/>
+            <wp:docPr id="1844778999" name="Picture 1844778999"/>
+            <wp:cNvGraphicFramePr>
+              <a:graphicFrameLocks xmlns:a="http://schemas.openxmlformats.org/drawingml/2006/main" noChangeAspect="1"/>
+            </wp:cNvGraphicFramePr>
+            <a:graphic xmlns:a="http://schemas.openxmlformats.org/drawingml/2006/main">
+              <a:graphicData uri="http://schemas.openxmlformats.org/drawingml/2006/picture">
+                <pic:pic xmlns:pic="http://schemas.openxmlformats.org/drawingml/2006/picture">
+                  <pic:nvPicPr>
+                    <pic:cNvPr id="0" name="mysql_probe.png"/>
+                    <pic:cNvPicPr/>
+                  </pic:nvPicPr>
+                  <pic:blipFill>
+                    <a:blip r:embed="rId15"/>
+                    <a:stretch>
+                      <a:fillRect/>
+                    </a:stretch>
+                  </pic:blipFill>
+                  <pic:spPr>
+                    <a:xfrm>
+                      <a:off x="0" y="0"/>
+                      <a:ext cx="5760720" cy="938174"/>
+                    </a:xfrm>
+                    <a:prstGeom prst="rect">
+                      <a:avLst/>
+                    </a:prstGeom>
+                  </pic:spPr>
+                </pic:pic>
+              </a:graphicData>
+            </a:graphic>
+          </wp:inline>
+        </w:drawing>
+      </w:r>
+    </w:p>
+    <w:p>
+      <w:pPr>
+        <w:spacing w:line="360" w:lineRule="auto"/>
+        <w:jc w:val="center"/>
+        <w:rPr>
+          <w:rFonts w:ascii="Times New Roman" w:hAnsi="Times New Roman" w:cs="Times New Roman"/>
+        </w:rPr>
+      </w:pPr>
+      <w:r>
+        <w:rPr>
+          <w:rFonts w:ascii="Times New Roman" w:hAnsi="Times New Roman" w:cs="Times New Roman"/>
+        </w:rPr>
         <w:t>Рисунок 6 – Проверка подключения проекта к MySQL.</w:t>
       </w:r>
     </w:p>
     <w:p>
       <w:pPr>
+        <w:spacing w:line="360" w:lineRule="auto"/>
         <w:jc w:val="center"/>
         <w:rPr>
           <w:rFonts w:ascii="Times New Roman" w:hAnsi="Times New Roman" w:cs="Times New Roman"/>
@@ -14574,7 +14647,7 @@
                     <pic:cNvPicPr/>
                   </pic:nvPicPr>
                   <pic:blipFill>
-                    <a:blip r:embed="rId15"/>
+                    <a:blip r:embed="rId16"/>
                     <a:stretch>
                       <a:fillRect/>
                     </a:stretch>
@@ -14597,6 +14670,7 @@
     </w:p>
     <w:p>
       <w:pPr>
+        <w:spacing w:line="360" w:lineRule="auto"/>
         <w:jc w:val="center"/>
         <w:rPr>
           <w:rFonts w:ascii="Times New Roman" w:hAnsi="Times New Roman" w:cs="Times New Roman"/>
@@ -14639,6 +14713,7 @@
     </w:p>
     <w:p>
       <w:pPr>
+        <w:spacing w:line="360" w:lineRule="auto"/>
         <w:rPr>
           <w:rFonts w:ascii="Times New Roman" w:eastAsiaTheme="majorEastAsia" w:hAnsi="Times New Roman" w:cs="Times New Roman"/>
           <w:b/>
@@ -14664,6 +14739,7 @@
     <w:p>
       <w:pPr>
         <w:pStyle w:val="1"/>
+        <w:spacing w:line="360" w:lineRule="auto"/>
         <w:jc w:val="center"/>
         <w:rPr>
           <w:rFonts w:ascii="Times New Roman" w:hAnsi="Times New Roman" w:cs="Times New Roman"/>
@@ -14939,8 +15015,8 @@
       </w:pPr>
     </w:p>
     <w:sectPr>
-      <w:footerReference w:type="even" r:id="rId16"/>
-      <w:footerReference w:type="default" r:id="rId17"/>
+      <w:footerReference w:type="even" r:id="rId17"/>
+      <w:footerReference w:type="default" r:id="rId18"/>
       <w:pgSz w:w="11906" w:h="16838"/>
       <w:pgMar w:top="1134" w:right="850" w:bottom="1134" w:left="1701" w:header="708" w:footer="708" w:gutter="0"/>
       <w:cols w:space="708"/>
